--- a/docs/print/需求规格.docx
+++ b/docs/print/需求规格.docx
@@ -2007,7 +2007,7 @@
         <w:spacing w:after="60" w:line="320"/>
       </w:pPr>
       <w:r>
-        <w:t xml:space="preserve">风险与兜底：见 ⑤ 风险 1、2</w:t>
+        <w:t xml:space="preserve">风险与兜底：见 ⑤ 的三类极限</w:t>
       </w:r>
     </w:p>
     <w:p>
@@ -5266,7 +5266,7 @@
       <w:r>
         <w:t xml:space="preserve">，已实测）；有远程 Git 仓库（现状：31 次提交，远程在 </w:t>
       </w:r>
-      <w:hyperlink w:history="1" r:id="rIda69vmaibp0bmisqodfcbh">
+      <w:hyperlink w:history="1" r:id="rIdzt6awz0nryr8sxbdzqpzg">
         <w:r>
           <w:rPr>
             <w:color w:val="1F5FA8"/>
@@ -7449,7 +7449,7 @@
                 <w:sz w:val="18"/>
                 <w:szCs w:val="18"/>
               </w:rPr>
-              <w:t xml:space="preserve">写入方时钟，见风险 3</w:t>
+              <w:t xml:space="preserve">写入方时钟；板卡与开发机时钟不一致，见 ⑤</w:t>
             </w:r>
           </w:p>
         </w:tc>
@@ -9792,7 +9792,7 @@
         <w:spacing w:after="140" w:line="320"/>
       </w:pPr>
       <w:r>
-        <w:t xml:space="preserve">三条都来自实测失败。各功能自身的风险见 ③。</w:t>
+        <w:t xml:space="preserve">最可能卡住的不是某一个具体缺陷，而是三类绕不开的极限：相机、舵机与控制板、机械臂的活动范围。每类的表现都来自实测，各功能自身的风险见 ③。</w:t>
       </w:r>
     </w:p>
     <w:tbl>
@@ -9845,7 +9845,7 @@
                 <w:sz w:val="18"/>
                 <w:szCs w:val="18"/>
               </w:rPr>
-              <w:t xml:space="preserve">最可能卡住的地方</w:t>
+              <w:t xml:space="preserve">限制来自</w:t>
             </w:r>
           </w:p>
         </w:tc>
@@ -9877,7 +9877,7 @@
                 <w:sz w:val="18"/>
                 <w:szCs w:val="18"/>
               </w:rPr>
-              <w:t xml:space="preserve">证据</w:t>
+              <w:t xml:space="preserve">实测中的表现</w:t>
             </w:r>
           </w:p>
         </w:tc>
@@ -9945,14 +9945,14 @@
                 <w:sz w:val="18"/>
                 <w:szCs w:val="18"/>
               </w:rPr>
-              <w:t xml:space="preserve">1 近端带定位偏差</w:t>
-            </w:r>
-            <w:r>
-              <w:rPr>
-                <w:sz w:val="18"/>
-                <w:szCs w:val="18"/>
-              </w:rPr>
-              <w:t xml:space="preserve">：地图 y ≤ 13 cm 处横向偏约 2 cm</w:t>
+              <w:t xml:space="preserve">1 相机</w:t>
+            </w:r>
+            <w:r>
+              <w:rPr>
+                <w:sz w:val="18"/>
+                <w:szCs w:val="18"/>
+              </w:rPr>
+              <w:t xml:space="preserve">：腕部单目，无深度，视场 36°，640×480，约 7.6 fps</w:t>
             </w:r>
           </w:p>
         </w:tc>
@@ -9981,7 +9981,7 @@
                 <w:sz w:val="18"/>
                 <w:szCs w:val="18"/>
               </w:rPr>
-              <w:t xml:space="preserve">一块在 (−1.5, 8.6) 连续两次夹空，而检测器给出 3.4 票、4 视角一致</w:t>
+              <w:t xml:space="preserve">相机最高离桌约 21 cm，一个视角最多看到地图的 29%，必须扫 11 个视角（约 55 s）；暗光下帧率更低；地图 y ≤ 13 cm 的近端带只有折叠近视角覆盖，正射图被斜视拉糊，横向偏约 2 cm，一块在 (−1.5, 8.6) 连续两次夹空而检测器看上去完全正常</w:t>
             </w:r>
           </w:p>
         </w:tc>
@@ -10010,7 +10010,7 @@
                 <w:sz w:val="18"/>
                 <w:szCs w:val="18"/>
               </w:rPr>
-              <w:t xml:space="preserve">该带抓取前先下探核对顶面高度，不符则重新观察（每块多 10–15 s）；仍不稳则把工作区收缩到 y ≥ 13 cm</w:t>
+              <w:t xml:space="preserve">用多视角融合加“3 cm 立方体、顶面水平”的已知几何定位；近端带抓取前先下探核对顶面高度（每块多 10–15 s），仍不稳则把工作区收缩到 y ≥ 13 cm；E1 手势交互时手臂停在固定观察位</w:t>
             </w:r>
           </w:p>
         </w:tc>
@@ -10046,7 +10046,29 @@
                 <w:sz w:val="18"/>
                 <w:szCs w:val="18"/>
               </w:rPr>
-              <w:t xml:space="preserve">2 夹爪舵机忽略大跨度指令</w:t>
+              <w:t xml:space="preserve">2 舵机与控制板</w:t>
+            </w:r>
+            <w:r>
+              <w:rPr>
+                <w:sz w:val="18"/>
+                <w:szCs w:val="18"/>
+              </w:rPr>
+              <w:t xml:space="preserve">：</w:t>
+            </w:r>
+            <w:r>
+              <w:rPr>
+                <w:rFonts w:ascii="Menlo" w:cs="Menlo" w:eastAsia="PingFang SC" w:hAnsi="Menlo"/>
+                <w:sz w:val="17"/>
+                <w:szCs w:val="17"/>
+              </w:rPr>
+              <w:t xml:space="preserve">Arm_Lib</w:t>
+            </w:r>
+            <w:r>
+              <w:rPr>
+                <w:sz w:val="18"/>
+                <w:szCs w:val="18"/>
+              </w:rPr>
+              <w:t xml:space="preserve"> 只能读角度，没有电流、负载接口</w:t>
             </w:r>
           </w:p>
         </w:tc>
@@ -10075,7 +10097,7 @@
                 <w:sz w:val="18"/>
                 <w:szCs w:val="18"/>
               </w:rPr>
-              <w:t xml:space="preserve">22 次动作中 6 次；30° 直接发 133° 时回读停在 29</w:t>
+              <w:t xml:space="preserve">夹爪舵机忽略大跨度指令，22 次动作中 6 次，30° 直接发 133° 时回读停在 29；1–5 号单舵机写入不生效；夹持与接触都无法直接测量；板卡 4 GB 内存，板上转换模型曾占满内存致 SSH 失联</w:t>
             </w:r>
           </w:p>
         </w:tc>
@@ -10104,7 +10126,7 @@
                 <w:sz w:val="18"/>
                 <w:szCs w:val="18"/>
               </w:rPr>
-              <w:t xml:space="preserve">先夹，回读显示未动则小步唤醒后重试，最多 3 次；仍失败则跳过该块并记日志</w:t>
+              <w:t xml:space="preserve">所有判定只看回读，不看指令是否返回；统一六舵机批量写入加分段核对；先夹，回读未动则小步唤醒重试，最多 3 次，仍失败跳过并记日志；用夹爪回读角度区分夹住、对角夹持、夹空；模型转换放在开发机容器里做</w:t>
             </w:r>
           </w:p>
         </w:tc>
@@ -10140,7 +10162,14 @@
                 <w:sz w:val="18"/>
                 <w:szCs w:val="18"/>
               </w:rPr>
-              <w:t xml:space="preserve">3 坐标与时钟的隐性错位</w:t>
+              <w:t xml:space="preserve">3 机械臂的活动极限</w:t>
+            </w:r>
+            <w:r>
+              <w:rPr>
+                <w:sz w:val="18"/>
+                <w:szCs w:val="18"/>
+              </w:rPr>
+              <w:t xml:space="preserve">：手臂接近伸直或折叠到头时接近奇异位形，可用位形很窄</w:t>
             </w:r>
           </w:p>
         </w:tc>
@@ -10169,7 +10198,7 @@
                 <w:sz w:val="18"/>
                 <w:szCs w:val="18"/>
               </w:rPr>
-              <w:t xml:space="preserve">桌面高度曾被相机估计覆盖，每次下探高 0.8 cm 造成弹飞；板卡时钟比开发机快 8 小时</w:t>
+              <w:t xml:space="preserve">可达环带只有离基座 13–28 cm，28.5 / 28.9 cm 处的两块被跳过，地图被蹭移 0.9 cm 就会越界；极限附近逆解无解（俯角 140° 下固定收回姿态无解）或关节角跳变 16–22°；J5 安全范围 90–180° 正好是半转，一半朝向无法直接对齐，曾因差 2° 退回默认角度而夹在块角上；底座平台是禁入区</w:t>
             </w:r>
           </w:p>
         </w:tc>
@@ -10198,7 +10227,7 @@
                 <w:sz w:val="18"/>
                 <w:szCs w:val="18"/>
               </w:rPr>
-              <w:t xml:space="preserve">高度以触碰标定为准，相机只给 x/y，两者差超 1.5 cm 时记日志提示重标；延迟用同一设备时钟测，上板前校正时区</w:t>
+              <w:t xml:space="preserve">规划时在多组俯角、半径、高度中搜索可行解，优先选能对齐的俯角；逆解不可达或跳变超过阈值时拒绝执行、不发指令；利用方块 90° 对称换一对面夹（仅俯角 ≥ 165° 时）；够不到的块跳过并记日志；容器摆在离基座 18–24 cm 的弧上，地图与容器固定牢靠</w:t>
             </w:r>
           </w:p>
         </w:tc>
@@ -10214,916 +10243,16 @@
         <w:spacing w:after="140" w:line="320"/>
       </w:pPr>
       <w:r>
-        <w:t xml:space="preserve">范围风险：必做与排期内共 17 项，对 11 周偏多，且每周实机时间有限。排期内各项在第 15 周冻结前未完成的不再追加；E2、E4 为备选，不占排期。</w:t>
+        <w:t xml:space="preserve">坐标与时钟方面另有两条已处理的教训：桌面高度只用触碰标定值，相机只提供 x/y（曾因被相机估计覆盖而每次下探偏高 0.8 cm）；板卡时钟比开发机快 8 小时，延迟只用同一设备的时钟测量，上板前校正时区。</w:t>
       </w:r>
     </w:p>
     <w:p>
       <w:pPr>
-        <w:pStyle w:val="Heading1"/>
-        <w:keepNext/>
+        <w:spacing w:after="140" w:line="320"/>
       </w:pPr>
       <w:r>
-        <w:t xml:space="preserve">排期（从 12.25 答辩倒排）</w:t>
-      </w:r>
-    </w:p>
-    <w:tbl>
-      <w:tblPr>
-        <w:tblW w:type="dxa" w:w="9638"/>
-        <w:tblBorders>
-          <w:top w:val="single" w:color="auto" w:sz="4"/>
-          <w:left w:val="single" w:color="auto" w:sz="4"/>
-          <w:bottom w:val="single" w:color="auto" w:sz="4"/>
-          <w:right w:val="single" w:color="auto" w:sz="4"/>
-          <w:insideH w:val="single" w:color="auto" w:sz="4"/>
-          <w:insideV w:val="single" w:color="auto" w:sz="4"/>
-        </w:tblBorders>
-      </w:tblPr>
-      <w:tblGrid>
-        <w:gridCol w:w="1314"/>
-        <w:gridCol w:w="1606"/>
-        <w:gridCol w:w="6718"/>
-      </w:tblGrid>
-      <w:tr>
-        <w:trPr>
-          <w:cantSplit/>
-          <w:tblHeader/>
-        </w:trPr>
-        <w:tc>
-          <w:tcPr>
-            <w:tcW w:type="dxa" w:w="1314"/>
-            <w:tcBorders>
-              <w:top w:val="single" w:color="B5B5B5" w:sz="4"/>
-              <w:left w:val="single" w:color="B5B5B5" w:sz="4"/>
-              <w:bottom w:val="single" w:color="B5B5B5" w:sz="4"/>
-              <w:right w:val="single" w:color="B5B5B5" w:sz="4"/>
-            </w:tcBorders>
-            <w:shd w:fill="EDEFF2" w:color="auto" w:val="clear"/>
-            <w:tcMar>
-              <w:top w:type="dxa" w:w="50"/>
-              <w:left w:type="dxa" w:w="90"/>
-              <w:bottom w:type="dxa" w:w="50"/>
-              <w:right w:type="dxa" w:w="90"/>
-            </w:tcMar>
-          </w:tcPr>
-          <w:p>
-            <w:pPr>
-              <w:spacing w:after="0" w:line="264"/>
-            </w:pPr>
-            <w:r>
-              <w:rPr>
-                <w:b/>
-                <w:bCs/>
-                <w:sz w:val="18"/>
-                <w:szCs w:val="18"/>
-              </w:rPr>
-              <w:t xml:space="preserve">周次</w:t>
-            </w:r>
-          </w:p>
-        </w:tc>
-        <w:tc>
-          <w:tcPr>
-            <w:tcW w:type="dxa" w:w="1606"/>
-            <w:tcBorders>
-              <w:top w:val="single" w:color="B5B5B5" w:sz="4"/>
-              <w:left w:val="single" w:color="B5B5B5" w:sz="4"/>
-              <w:bottom w:val="single" w:color="B5B5B5" w:sz="4"/>
-              <w:right w:val="single" w:color="B5B5B5" w:sz="4"/>
-            </w:tcBorders>
-            <w:shd w:fill="EDEFF2" w:color="auto" w:val="clear"/>
-            <w:tcMar>
-              <w:top w:type="dxa" w:w="50"/>
-              <w:left w:type="dxa" w:w="90"/>
-              <w:bottom w:type="dxa" w:w="50"/>
-              <w:right w:type="dxa" w:w="90"/>
-            </w:tcMar>
-          </w:tcPr>
-          <w:p>
-            <w:pPr>
-              <w:spacing w:after="0" w:line="264"/>
-            </w:pPr>
-            <w:r>
-              <w:rPr>
-                <w:b/>
-                <w:bCs/>
-                <w:sz w:val="18"/>
-                <w:szCs w:val="18"/>
-              </w:rPr>
-              <w:t xml:space="preserve">日期</w:t>
-            </w:r>
-          </w:p>
-        </w:tc>
-        <w:tc>
-          <w:tcPr>
-            <w:tcW w:type="dxa" w:w="6718"/>
-            <w:tcBorders>
-              <w:top w:val="single" w:color="B5B5B5" w:sz="4"/>
-              <w:left w:val="single" w:color="B5B5B5" w:sz="4"/>
-              <w:bottom w:val="single" w:color="B5B5B5" w:sz="4"/>
-              <w:right w:val="single" w:color="B5B5B5" w:sz="4"/>
-            </w:tcBorders>
-            <w:shd w:fill="EDEFF2" w:color="auto" w:val="clear"/>
-            <w:tcMar>
-              <w:top w:type="dxa" w:w="50"/>
-              <w:left w:type="dxa" w:w="90"/>
-              <w:bottom w:type="dxa" w:w="50"/>
-              <w:right w:type="dxa" w:w="90"/>
-            </w:tcMar>
-          </w:tcPr>
-          <w:p>
-            <w:pPr>
-              <w:spacing w:after="0" w:line="264"/>
-            </w:pPr>
-            <w:r>
-              <w:rPr>
-                <w:b/>
-                <w:bCs/>
-                <w:sz w:val="18"/>
-                <w:szCs w:val="18"/>
-              </w:rPr>
-              <w:t xml:space="preserve">目标</w:t>
-            </w:r>
-          </w:p>
-        </w:tc>
-      </w:tr>
-      <w:tr>
-        <w:trPr>
-          <w:cantSplit/>
-        </w:trPr>
-        <w:tc>
-          <w:tcPr>
-            <w:tcW w:type="dxa" w:w="1314"/>
-            <w:tcBorders>
-              <w:top w:val="single" w:color="B5B5B5" w:sz="4"/>
-              <w:left w:val="single" w:color="B5B5B5" w:sz="4"/>
-              <w:bottom w:val="single" w:color="B5B5B5" w:sz="4"/>
-              <w:right w:val="single" w:color="B5B5B5" w:sz="4"/>
-            </w:tcBorders>
-            <w:tcMar>
-              <w:top w:type="dxa" w:w="50"/>
-              <w:left w:type="dxa" w:w="90"/>
-              <w:bottom w:type="dxa" w:w="50"/>
-              <w:right w:type="dxa" w:w="90"/>
-            </w:tcMar>
-          </w:tcPr>
-          <w:p>
-            <w:pPr>
-              <w:spacing w:after="0" w:line="264"/>
-            </w:pPr>
-            <w:r>
-              <w:rPr>
-                <w:sz w:val="18"/>
-                <w:szCs w:val="18"/>
-              </w:rPr>
-              <w:t xml:space="preserve">5</w:t>
-            </w:r>
-          </w:p>
-        </w:tc>
-        <w:tc>
-          <w:tcPr>
-            <w:tcW w:type="dxa" w:w="1606"/>
-            <w:tcBorders>
-              <w:top w:val="single" w:color="B5B5B5" w:sz="4"/>
-              <w:left w:val="single" w:color="B5B5B5" w:sz="4"/>
-              <w:bottom w:val="single" w:color="B5B5B5" w:sz="4"/>
-              <w:right w:val="single" w:color="B5B5B5" w:sz="4"/>
-            </w:tcBorders>
-            <w:tcMar>
-              <w:top w:type="dxa" w:w="50"/>
-              <w:left w:type="dxa" w:w="90"/>
-              <w:bottom w:type="dxa" w:w="50"/>
-              <w:right w:type="dxa" w:w="90"/>
-            </w:tcMar>
-          </w:tcPr>
-          <w:p>
-            <w:pPr>
-              <w:spacing w:after="0" w:line="264"/>
-            </w:pPr>
-            <w:r>
-              <w:rPr>
-                <w:sz w:val="18"/>
-                <w:szCs w:val="18"/>
-              </w:rPr>
-              <w:t xml:space="preserve">10.9</w:t>
-            </w:r>
-          </w:p>
-        </w:tc>
-        <w:tc>
-          <w:tcPr>
-            <w:tcW w:type="dxa" w:w="6718"/>
-            <w:tcBorders>
-              <w:top w:val="single" w:color="B5B5B5" w:sz="4"/>
-              <w:left w:val="single" w:color="B5B5B5" w:sz="4"/>
-              <w:bottom w:val="single" w:color="B5B5B5" w:sz="4"/>
-              <w:right w:val="single" w:color="B5B5B5" w:sz="4"/>
-            </w:tcBorders>
-            <w:tcMar>
-              <w:top w:type="dxa" w:w="50"/>
-              <w:left w:type="dxa" w:w="90"/>
-              <w:bottom w:type="dxa" w:w="50"/>
-              <w:right w:type="dxa" w:w="90"/>
-            </w:tcMar>
-          </w:tcPr>
-          <w:p>
-            <w:pPr>
-              <w:spacing w:after="0" w:line="264"/>
-            </w:pPr>
-            <w:r>
-              <w:rPr>
-                <w:b/>
-                <w:bCs/>
-                <w:sz w:val="18"/>
-                <w:szCs w:val="18"/>
-              </w:rPr>
-              <w:t xml:space="preserve">需求审查</w:t>
-            </w:r>
-            <w:r>
-              <w:rPr>
-                <w:sz w:val="18"/>
-                <w:szCs w:val="18"/>
-              </w:rPr>
-              <w:t xml:space="preserve">（本文）</w:t>
-            </w:r>
-          </w:p>
-        </w:tc>
-      </w:tr>
-      <w:tr>
-        <w:trPr>
-          <w:cantSplit/>
-        </w:trPr>
-        <w:tc>
-          <w:tcPr>
-            <w:tcW w:type="dxa" w:w="1314"/>
-            <w:tcBorders>
-              <w:top w:val="single" w:color="B5B5B5" w:sz="4"/>
-              <w:left w:val="single" w:color="B5B5B5" w:sz="4"/>
-              <w:bottom w:val="single" w:color="B5B5B5" w:sz="4"/>
-              <w:right w:val="single" w:color="B5B5B5" w:sz="4"/>
-            </w:tcBorders>
-            <w:tcMar>
-              <w:top w:type="dxa" w:w="50"/>
-              <w:left w:type="dxa" w:w="90"/>
-              <w:bottom w:type="dxa" w:w="50"/>
-              <w:right w:type="dxa" w:w="90"/>
-            </w:tcMar>
-          </w:tcPr>
-          <w:p>
-            <w:pPr>
-              <w:spacing w:after="0" w:line="264"/>
-            </w:pPr>
-            <w:r>
-              <w:rPr>
-                <w:sz w:val="18"/>
-                <w:szCs w:val="18"/>
-              </w:rPr>
-              <w:t xml:space="preserve">6–7</w:t>
-            </w:r>
-          </w:p>
-        </w:tc>
-        <w:tc>
-          <w:tcPr>
-            <w:tcW w:type="dxa" w:w="1606"/>
-            <w:tcBorders>
-              <w:top w:val="single" w:color="B5B5B5" w:sz="4"/>
-              <w:left w:val="single" w:color="B5B5B5" w:sz="4"/>
-              <w:bottom w:val="single" w:color="B5B5B5" w:sz="4"/>
-              <w:right w:val="single" w:color="B5B5B5" w:sz="4"/>
-            </w:tcBorders>
-            <w:tcMar>
-              <w:top w:type="dxa" w:w="50"/>
-              <w:left w:type="dxa" w:w="90"/>
-              <w:bottom w:type="dxa" w:w="50"/>
-              <w:right w:type="dxa" w:w="90"/>
-            </w:tcMar>
-          </w:tcPr>
-          <w:p>
-            <w:pPr>
-              <w:spacing w:after="0" w:line="264"/>
-            </w:pPr>
-            <w:r>
-              <w:rPr>
-                <w:sz w:val="18"/>
-                <w:szCs w:val="18"/>
-              </w:rPr>
-              <w:t xml:space="preserve">10.16–10.23</w:t>
-            </w:r>
-          </w:p>
-        </w:tc>
-        <w:tc>
-          <w:tcPr>
-            <w:tcW w:type="dxa" w:w="6718"/>
-            <w:tcBorders>
-              <w:top w:val="single" w:color="B5B5B5" w:sz="4"/>
-              <w:left w:val="single" w:color="B5B5B5" w:sz="4"/>
-              <w:bottom w:val="single" w:color="B5B5B5" w:sz="4"/>
-              <w:right w:val="single" w:color="B5B5B5" w:sz="4"/>
-            </w:tcBorders>
-            <w:tcMar>
-              <w:top w:type="dxa" w:w="50"/>
-              <w:left w:type="dxa" w:w="90"/>
-              <w:bottom w:type="dxa" w:w="50"/>
-              <w:right w:type="dxa" w:w="90"/>
-            </w:tcMar>
-          </w:tcPr>
-          <w:p>
-            <w:pPr>
-              <w:spacing w:after="0" w:line="264"/>
-            </w:pPr>
-            <w:r>
-              <w:rPr>
-                <w:sz w:val="18"/>
-                <w:szCs w:val="18"/>
-              </w:rPr>
-              <w:t xml:space="preserve">B3 事件流接口与 4 个页面；控制指令接口；W2 控制面板、W1 模式切换、W3 导出；板卡时区校正；B2 连续 10 轮成功率；</w:t>
-            </w:r>
-            <w:r>
-              <w:rPr>
-                <w:b/>
-                <w:bCs/>
-                <w:sz w:val="18"/>
-                <w:szCs w:val="18"/>
-              </w:rPr>
-              <w:t xml:space="preserve">B5 容器选型下单</w:t>
-            </w:r>
-          </w:p>
-        </w:tc>
-      </w:tr>
-      <w:tr>
-        <w:trPr>
-          <w:cantSplit/>
-        </w:trPr>
-        <w:tc>
-          <w:tcPr>
-            <w:tcW w:type="dxa" w:w="1314"/>
-            <w:tcBorders>
-              <w:top w:val="single" w:color="B5B5B5" w:sz="4"/>
-              <w:left w:val="single" w:color="B5B5B5" w:sz="4"/>
-              <w:bottom w:val="single" w:color="B5B5B5" w:sz="4"/>
-              <w:right w:val="single" w:color="B5B5B5" w:sz="4"/>
-            </w:tcBorders>
-            <w:tcMar>
-              <w:top w:type="dxa" w:w="50"/>
-              <w:left w:type="dxa" w:w="90"/>
-              <w:bottom w:type="dxa" w:w="50"/>
-              <w:right w:type="dxa" w:w="90"/>
-            </w:tcMar>
-          </w:tcPr>
-          <w:p>
-            <w:pPr>
-              <w:spacing w:after="0" w:line="264"/>
-            </w:pPr>
-            <w:r>
-              <w:rPr>
-                <w:sz w:val="18"/>
-                <w:szCs w:val="18"/>
-              </w:rPr>
-              <w:t xml:space="preserve">8–9</w:t>
-            </w:r>
-          </w:p>
-        </w:tc>
-        <w:tc>
-          <w:tcPr>
-            <w:tcW w:type="dxa" w:w="1606"/>
-            <w:tcBorders>
-              <w:top w:val="single" w:color="B5B5B5" w:sz="4"/>
-              <w:left w:val="single" w:color="B5B5B5" w:sz="4"/>
-              <w:bottom w:val="single" w:color="B5B5B5" w:sz="4"/>
-              <w:right w:val="single" w:color="B5B5B5" w:sz="4"/>
-            </w:tcBorders>
-            <w:tcMar>
-              <w:top w:type="dxa" w:w="50"/>
-              <w:left w:type="dxa" w:w="90"/>
-              <w:bottom w:type="dxa" w:w="50"/>
-              <w:right w:type="dxa" w:w="90"/>
-            </w:tcMar>
-          </w:tcPr>
-          <w:p>
-            <w:pPr>
-              <w:spacing w:after="0" w:line="264"/>
-            </w:pPr>
-            <w:r>
-              <w:rPr>
-                <w:sz w:val="18"/>
-                <w:szCs w:val="18"/>
-              </w:rPr>
-              <w:t xml:space="preserve">10.30–11.6</w:t>
-            </w:r>
-          </w:p>
-        </w:tc>
-        <w:tc>
-          <w:tcPr>
-            <w:tcW w:type="dxa" w:w="6718"/>
-            <w:tcBorders>
-              <w:top w:val="single" w:color="B5B5B5" w:sz="4"/>
-              <w:left w:val="single" w:color="B5B5B5" w:sz="4"/>
-              <w:bottom w:val="single" w:color="B5B5B5" w:sz="4"/>
-              <w:right w:val="single" w:color="B5B5B5" w:sz="4"/>
-            </w:tcBorders>
-            <w:tcMar>
-              <w:top w:type="dxa" w:w="50"/>
-              <w:left w:type="dxa" w:w="90"/>
-              <w:bottom w:type="dxa" w:w="50"/>
-              <w:right w:type="dxa" w:w="90"/>
-            </w:tcMar>
-          </w:tcPr>
-          <w:p>
-            <w:pPr>
-              <w:spacing w:after="0" w:line="264"/>
-            </w:pPr>
-            <w:r>
-              <w:rPr>
-                <w:b/>
-                <w:bCs/>
-                <w:sz w:val="18"/>
-                <w:szCs w:val="18"/>
-              </w:rPr>
-              <w:t xml:space="preserve">B5 容器标定、禁入区更新、投放联调</w:t>
-            </w:r>
-            <w:r>
-              <w:rPr>
-                <w:sz w:val="18"/>
-                <w:szCs w:val="18"/>
-              </w:rPr>
-              <w:t xml:space="preserve">；B4 量化；E5 就近优先、E6 未知告警；W5 声光、W6 堵转保护</w:t>
-            </w:r>
-          </w:p>
-        </w:tc>
-      </w:tr>
-      <w:tr>
-        <w:trPr>
-          <w:cantSplit/>
-        </w:trPr>
-        <w:tc>
-          <w:tcPr>
-            <w:tcW w:type="dxa" w:w="1314"/>
-            <w:tcBorders>
-              <w:top w:val="single" w:color="B5B5B5" w:sz="4"/>
-              <w:left w:val="single" w:color="B5B5B5" w:sz="4"/>
-              <w:bottom w:val="single" w:color="B5B5B5" w:sz="4"/>
-              <w:right w:val="single" w:color="B5B5B5" w:sz="4"/>
-            </w:tcBorders>
-            <w:tcMar>
-              <w:top w:type="dxa" w:w="50"/>
-              <w:left w:type="dxa" w:w="90"/>
-              <w:bottom w:type="dxa" w:w="50"/>
-              <w:right w:type="dxa" w:w="90"/>
-            </w:tcMar>
-          </w:tcPr>
-          <w:p>
-            <w:pPr>
-              <w:spacing w:after="0" w:line="264"/>
-            </w:pPr>
-            <w:r>
-              <w:rPr>
-                <w:sz w:val="18"/>
-                <w:szCs w:val="18"/>
-              </w:rPr>
-              <w:t xml:space="preserve">10</w:t>
-            </w:r>
-          </w:p>
-        </w:tc>
-        <w:tc>
-          <w:tcPr>
-            <w:tcW w:type="dxa" w:w="1606"/>
-            <w:tcBorders>
-              <w:top w:val="single" w:color="B5B5B5" w:sz="4"/>
-              <w:left w:val="single" w:color="B5B5B5" w:sz="4"/>
-              <w:bottom w:val="single" w:color="B5B5B5" w:sz="4"/>
-              <w:right w:val="single" w:color="B5B5B5" w:sz="4"/>
-            </w:tcBorders>
-            <w:tcMar>
-              <w:top w:type="dxa" w:w="50"/>
-              <w:left w:type="dxa" w:w="90"/>
-              <w:bottom w:type="dxa" w:w="50"/>
-              <w:right w:type="dxa" w:w="90"/>
-            </w:tcMar>
-          </w:tcPr>
-          <w:p>
-            <w:pPr>
-              <w:spacing w:after="0" w:line="264"/>
-            </w:pPr>
-            <w:r>
-              <w:rPr>
-                <w:sz w:val="18"/>
-                <w:szCs w:val="18"/>
-              </w:rPr>
-              <w:t xml:space="preserve">11.13</w:t>
-            </w:r>
-          </w:p>
-        </w:tc>
-        <w:tc>
-          <w:tcPr>
-            <w:tcW w:type="dxa" w:w="6718"/>
-            <w:tcBorders>
-              <w:top w:val="single" w:color="B5B5B5" w:sz="4"/>
-              <w:left w:val="single" w:color="B5B5B5" w:sz="4"/>
-              <w:bottom w:val="single" w:color="B5B5B5" w:sz="4"/>
-              <w:right w:val="single" w:color="B5B5B5" w:sz="4"/>
-            </w:tcBorders>
-            <w:tcMar>
-              <w:top w:type="dxa" w:w="50"/>
-              <w:left w:type="dxa" w:w="90"/>
-              <w:bottom w:type="dxa" w:w="50"/>
-              <w:right w:type="dxa" w:w="90"/>
-            </w:tcMar>
-          </w:tcPr>
-          <w:p>
-            <w:pPr>
-              <w:spacing w:after="0" w:line="264"/>
-            </w:pPr>
-            <w:r>
-              <w:rPr>
-                <w:b/>
-                <w:bCs/>
-                <w:sz w:val="18"/>
-                <w:szCs w:val="18"/>
-              </w:rPr>
-              <w:t xml:space="preserve">中期展示</w:t>
-            </w:r>
-            <w:r>
-              <w:rPr>
-                <w:sz w:val="18"/>
-                <w:szCs w:val="18"/>
-              </w:rPr>
-              <w:t xml:space="preserve">：B1–B5 全部可演示，含投入真实筐与前端日志</w:t>
-            </w:r>
-          </w:p>
-        </w:tc>
-      </w:tr>
-      <w:tr>
-        <w:trPr>
-          <w:cantSplit/>
-        </w:trPr>
-        <w:tc>
-          <w:tcPr>
-            <w:tcW w:type="dxa" w:w="1314"/>
-            <w:tcBorders>
-              <w:top w:val="single" w:color="B5B5B5" w:sz="4"/>
-              <w:left w:val="single" w:color="B5B5B5" w:sz="4"/>
-              <w:bottom w:val="single" w:color="B5B5B5" w:sz="4"/>
-              <w:right w:val="single" w:color="B5B5B5" w:sz="4"/>
-            </w:tcBorders>
-            <w:tcMar>
-              <w:top w:type="dxa" w:w="50"/>
-              <w:left w:type="dxa" w:w="90"/>
-              <w:bottom w:type="dxa" w:w="50"/>
-              <w:right w:type="dxa" w:w="90"/>
-            </w:tcMar>
-          </w:tcPr>
-          <w:p>
-            <w:pPr>
-              <w:spacing w:after="0" w:line="264"/>
-            </w:pPr>
-            <w:r>
-              <w:rPr>
-                <w:sz w:val="18"/>
-                <w:szCs w:val="18"/>
-              </w:rPr>
-              <w:t xml:space="preserve">11–12</w:t>
-            </w:r>
-          </w:p>
-        </w:tc>
-        <w:tc>
-          <w:tcPr>
-            <w:tcW w:type="dxa" w:w="1606"/>
-            <w:tcBorders>
-              <w:top w:val="single" w:color="B5B5B5" w:sz="4"/>
-              <w:left w:val="single" w:color="B5B5B5" w:sz="4"/>
-              <w:bottom w:val="single" w:color="B5B5B5" w:sz="4"/>
-              <w:right w:val="single" w:color="B5B5B5" w:sz="4"/>
-            </w:tcBorders>
-            <w:tcMar>
-              <w:top w:type="dxa" w:w="50"/>
-              <w:left w:type="dxa" w:w="90"/>
-              <w:bottom w:type="dxa" w:w="50"/>
-              <w:right w:type="dxa" w:w="90"/>
-            </w:tcMar>
-          </w:tcPr>
-          <w:p>
-            <w:pPr>
-              <w:spacing w:after="0" w:line="264"/>
-            </w:pPr>
-            <w:r>
-              <w:rPr>
-                <w:sz w:val="18"/>
-                <w:szCs w:val="18"/>
-              </w:rPr>
-              <w:t xml:space="preserve">11.20–11.27</w:t>
-            </w:r>
-          </w:p>
-        </w:tc>
-        <w:tc>
-          <w:tcPr>
-            <w:tcW w:type="dxa" w:w="6718"/>
-            <w:tcBorders>
-              <w:top w:val="single" w:color="B5B5B5" w:sz="4"/>
-              <w:left w:val="single" w:color="B5B5B5" w:sz="4"/>
-              <w:bottom w:val="single" w:color="B5B5B5" w:sz="4"/>
-              <w:right w:val="single" w:color="B5B5B5" w:sz="4"/>
-            </w:tcBorders>
-            <w:tcMar>
-              <w:top w:type="dxa" w:w="50"/>
-              <w:left w:type="dxa" w:w="90"/>
-              <w:bottom w:type="dxa" w:w="50"/>
-              <w:right w:type="dxa" w:w="90"/>
-            </w:tcMar>
-          </w:tcPr>
-          <w:p>
-            <w:pPr>
-              <w:spacing w:after="0" w:line="264"/>
-            </w:pPr>
-            <w:r>
-              <w:rPr>
-                <w:sz w:val="18"/>
-                <w:szCs w:val="18"/>
-              </w:rPr>
-              <w:t xml:space="preserve">集成测试、系统测试；E3 溢满检测、W4 定时；E1 手势表情、E7 语音</w:t>
-            </w:r>
-          </w:p>
-        </w:tc>
-      </w:tr>
-      <w:tr>
-        <w:trPr>
-          <w:cantSplit/>
-        </w:trPr>
-        <w:tc>
-          <w:tcPr>
-            <w:tcW w:type="dxa" w:w="1314"/>
-            <w:tcBorders>
-              <w:top w:val="single" w:color="B5B5B5" w:sz="4"/>
-              <w:left w:val="single" w:color="B5B5B5" w:sz="4"/>
-              <w:bottom w:val="single" w:color="B5B5B5" w:sz="4"/>
-              <w:right w:val="single" w:color="B5B5B5" w:sz="4"/>
-            </w:tcBorders>
-            <w:tcMar>
-              <w:top w:type="dxa" w:w="50"/>
-              <w:left w:type="dxa" w:w="90"/>
-              <w:bottom w:type="dxa" w:w="50"/>
-              <w:right w:type="dxa" w:w="90"/>
-            </w:tcMar>
-          </w:tcPr>
-          <w:p>
-            <w:pPr>
-              <w:spacing w:after="0" w:line="264"/>
-            </w:pPr>
-            <w:r>
-              <w:rPr>
-                <w:sz w:val="18"/>
-                <w:szCs w:val="18"/>
-              </w:rPr>
-              <w:t xml:space="preserve">13–14</w:t>
-            </w:r>
-          </w:p>
-        </w:tc>
-        <w:tc>
-          <w:tcPr>
-            <w:tcW w:type="dxa" w:w="1606"/>
-            <w:tcBorders>
-              <w:top w:val="single" w:color="B5B5B5" w:sz="4"/>
-              <w:left w:val="single" w:color="B5B5B5" w:sz="4"/>
-              <w:bottom w:val="single" w:color="B5B5B5" w:sz="4"/>
-              <w:right w:val="single" w:color="B5B5B5" w:sz="4"/>
-            </w:tcBorders>
-            <w:tcMar>
-              <w:top w:type="dxa" w:w="50"/>
-              <w:left w:type="dxa" w:w="90"/>
-              <w:bottom w:type="dxa" w:w="50"/>
-              <w:right w:type="dxa" w:w="90"/>
-            </w:tcMar>
-          </w:tcPr>
-          <w:p>
-            <w:pPr>
-              <w:spacing w:after="0" w:line="264"/>
-            </w:pPr>
-            <w:r>
-              <w:rPr>
-                <w:sz w:val="18"/>
-                <w:szCs w:val="18"/>
-              </w:rPr>
-              <w:t xml:space="preserve">12.4–12.11</w:t>
-            </w:r>
-          </w:p>
-        </w:tc>
-        <w:tc>
-          <w:tcPr>
-            <w:tcW w:type="dxa" w:w="6718"/>
-            <w:tcBorders>
-              <w:top w:val="single" w:color="B5B5B5" w:sz="4"/>
-              <w:left w:val="single" w:color="B5B5B5" w:sz="4"/>
-              <w:bottom w:val="single" w:color="B5B5B5" w:sz="4"/>
-              <w:right w:val="single" w:color="B5B5B5" w:sz="4"/>
-            </w:tcBorders>
-            <w:tcMar>
-              <w:top w:type="dxa" w:w="50"/>
-              <w:left w:type="dxa" w:w="90"/>
-              <w:bottom w:type="dxa" w:w="50"/>
-              <w:right w:type="dxa" w:w="90"/>
-            </w:tcMar>
-          </w:tcPr>
-          <w:p>
-            <w:pPr>
-              <w:spacing w:after="0" w:line="264"/>
-            </w:pPr>
-            <w:r>
-              <w:rPr>
-                <w:sz w:val="18"/>
-                <w:szCs w:val="18"/>
-              </w:rPr>
-              <w:t xml:space="preserve">性能与非功能性测试；E8 多端访问；排期内各项收尾</w:t>
-            </w:r>
-          </w:p>
-        </w:tc>
-      </w:tr>
-      <w:tr>
-        <w:trPr>
-          <w:cantSplit/>
-        </w:trPr>
-        <w:tc>
-          <w:tcPr>
-            <w:tcW w:type="dxa" w:w="1314"/>
-            <w:tcBorders>
-              <w:top w:val="single" w:color="B5B5B5" w:sz="4"/>
-              <w:left w:val="single" w:color="B5B5B5" w:sz="4"/>
-              <w:bottom w:val="single" w:color="B5B5B5" w:sz="4"/>
-              <w:right w:val="single" w:color="B5B5B5" w:sz="4"/>
-            </w:tcBorders>
-            <w:tcMar>
-              <w:top w:type="dxa" w:w="50"/>
-              <w:left w:type="dxa" w:w="90"/>
-              <w:bottom w:type="dxa" w:w="50"/>
-              <w:right w:type="dxa" w:w="90"/>
-            </w:tcMar>
-          </w:tcPr>
-          <w:p>
-            <w:pPr>
-              <w:spacing w:after="0" w:line="264"/>
-            </w:pPr>
-            <w:r>
-              <w:rPr>
-                <w:sz w:val="18"/>
-                <w:szCs w:val="18"/>
-              </w:rPr>
-              <w:t xml:space="preserve">15</w:t>
-            </w:r>
-          </w:p>
-        </w:tc>
-        <w:tc>
-          <w:tcPr>
-            <w:tcW w:type="dxa" w:w="1606"/>
-            <w:tcBorders>
-              <w:top w:val="single" w:color="B5B5B5" w:sz="4"/>
-              <w:left w:val="single" w:color="B5B5B5" w:sz="4"/>
-              <w:bottom w:val="single" w:color="B5B5B5" w:sz="4"/>
-              <w:right w:val="single" w:color="B5B5B5" w:sz="4"/>
-            </w:tcBorders>
-            <w:tcMar>
-              <w:top w:type="dxa" w:w="50"/>
-              <w:left w:type="dxa" w:w="90"/>
-              <w:bottom w:type="dxa" w:w="50"/>
-              <w:right w:type="dxa" w:w="90"/>
-            </w:tcMar>
-          </w:tcPr>
-          <w:p>
-            <w:pPr>
-              <w:spacing w:after="0" w:line="264"/>
-            </w:pPr>
-            <w:r>
-              <w:rPr>
-                <w:sz w:val="18"/>
-                <w:szCs w:val="18"/>
-              </w:rPr>
-              <w:t xml:space="preserve">12.18</w:t>
-            </w:r>
-          </w:p>
-        </w:tc>
-        <w:tc>
-          <w:tcPr>
-            <w:tcW w:type="dxa" w:w="6718"/>
-            <w:tcBorders>
-              <w:top w:val="single" w:color="B5B5B5" w:sz="4"/>
-              <w:left w:val="single" w:color="B5B5B5" w:sz="4"/>
-              <w:bottom w:val="single" w:color="B5B5B5" w:sz="4"/>
-              <w:right w:val="single" w:color="B5B5B5" w:sz="4"/>
-            </w:tcBorders>
-            <w:tcMar>
-              <w:top w:type="dxa" w:w="50"/>
-              <w:left w:type="dxa" w:w="90"/>
-              <w:bottom w:type="dxa" w:w="50"/>
-              <w:right w:type="dxa" w:w="90"/>
-            </w:tcMar>
-          </w:tcPr>
-          <w:p>
-            <w:pPr>
-              <w:spacing w:after="0" w:line="264"/>
-            </w:pPr>
-            <w:r>
-              <w:rPr>
-                <w:sz w:val="18"/>
-                <w:szCs w:val="18"/>
-              </w:rPr>
-              <w:t xml:space="preserve">验收测试，冻结环境与配置，不再加功能</w:t>
-            </w:r>
-          </w:p>
-        </w:tc>
-      </w:tr>
-      <w:tr>
-        <w:trPr>
-          <w:cantSplit/>
-        </w:trPr>
-        <w:tc>
-          <w:tcPr>
-            <w:tcW w:type="dxa" w:w="1314"/>
-            <w:tcBorders>
-              <w:top w:val="single" w:color="B5B5B5" w:sz="4"/>
-              <w:left w:val="single" w:color="B5B5B5" w:sz="4"/>
-              <w:bottom w:val="single" w:color="B5B5B5" w:sz="4"/>
-              <w:right w:val="single" w:color="B5B5B5" w:sz="4"/>
-            </w:tcBorders>
-            <w:tcMar>
-              <w:top w:type="dxa" w:w="50"/>
-              <w:left w:type="dxa" w:w="90"/>
-              <w:bottom w:type="dxa" w:w="50"/>
-              <w:right w:type="dxa" w:w="90"/>
-            </w:tcMar>
-          </w:tcPr>
-          <w:p>
-            <w:pPr>
-              <w:spacing w:after="0" w:line="264"/>
-            </w:pPr>
-            <w:r>
-              <w:rPr>
-                <w:sz w:val="18"/>
-                <w:szCs w:val="18"/>
-              </w:rPr>
-              <w:t xml:space="preserve">16</w:t>
-            </w:r>
-          </w:p>
-        </w:tc>
-        <w:tc>
-          <w:tcPr>
-            <w:tcW w:type="dxa" w:w="1606"/>
-            <w:tcBorders>
-              <w:top w:val="single" w:color="B5B5B5" w:sz="4"/>
-              <w:left w:val="single" w:color="B5B5B5" w:sz="4"/>
-              <w:bottom w:val="single" w:color="B5B5B5" w:sz="4"/>
-              <w:right w:val="single" w:color="B5B5B5" w:sz="4"/>
-            </w:tcBorders>
-            <w:tcMar>
-              <w:top w:type="dxa" w:w="50"/>
-              <w:left w:type="dxa" w:w="90"/>
-              <w:bottom w:type="dxa" w:w="50"/>
-              <w:right w:type="dxa" w:w="90"/>
-            </w:tcMar>
-          </w:tcPr>
-          <w:p>
-            <w:pPr>
-              <w:spacing w:after="0" w:line="264"/>
-            </w:pPr>
-            <w:r>
-              <w:rPr>
-                <w:sz w:val="18"/>
-                <w:szCs w:val="18"/>
-              </w:rPr>
-              <w:t xml:space="preserve">12.25</w:t>
-            </w:r>
-          </w:p>
-        </w:tc>
-        <w:tc>
-          <w:tcPr>
-            <w:tcW w:type="dxa" w:w="6718"/>
-            <w:tcBorders>
-              <w:top w:val="single" w:color="B5B5B5" w:sz="4"/>
-              <w:left w:val="single" w:color="B5B5B5" w:sz="4"/>
-              <w:bottom w:val="single" w:color="B5B5B5" w:sz="4"/>
-              <w:right w:val="single" w:color="B5B5B5" w:sz="4"/>
-            </w:tcBorders>
-            <w:tcMar>
-              <w:top w:type="dxa" w:w="50"/>
-              <w:left w:type="dxa" w:w="90"/>
-              <w:bottom w:type="dxa" w:w="50"/>
-              <w:right w:type="dxa" w:w="90"/>
-            </w:tcMar>
-          </w:tcPr>
-          <w:p>
-            <w:pPr>
-              <w:spacing w:after="0" w:line="264"/>
-            </w:pPr>
-            <w:r>
-              <w:rPr>
-                <w:b/>
-                <w:bCs/>
-                <w:sz w:val="18"/>
-                <w:szCs w:val="18"/>
-              </w:rPr>
-              <w:t xml:space="preserve">结题答辩</w:t>
-            </w:r>
-          </w:p>
-        </w:tc>
-      </w:tr>
-    </w:tbl>
-    <w:p>
-      <w:pPr>
-        <w:spacing w:after="70"/>
-      </w:pPr>
+        <w:t xml:space="preserve">范围风险：必做与排期内共 17 项，对 11 周偏多，且每周实机时间有限。排期内各项在第 15 周冻结前未完成的不再追加；E2、E4 为备选，不占排期。</w:t>
+      </w:r>
     </w:p>
     <w:p>
       <w:pPr>
@@ -11927,1029 +11056,11 @@
     </w:p>
     <w:p>
       <w:pPr>
-        <w:pStyle w:val="Heading2"/>
-        <w:keepNext/>
-      </w:pPr>
-      <w:r>
-        <w:t xml:space="preserve">每人每阶段交付什么</w:t>
-      </w:r>
-    </w:p>
-    <w:p>
-      <w:pPr>
         <w:spacing w:after="140" w:line="320"/>
       </w:pPr>
       <w:r>
-        <w:t xml:space="preserve">每项交付物后面的括号是点验方式。</w:t>
-      </w:r>
-    </w:p>
-    <w:tbl>
-      <w:tblPr>
-        <w:tblW w:type="dxa" w:w="9638"/>
-        <w:tblBorders>
-          <w:top w:val="single" w:color="auto" w:sz="4"/>
-          <w:left w:val="single" w:color="auto" w:sz="4"/>
-          <w:bottom w:val="single" w:color="auto" w:sz="4"/>
-          <w:right w:val="single" w:color="auto" w:sz="4"/>
-          <w:insideH w:val="single" w:color="auto" w:sz="4"/>
-          <w:insideV w:val="single" w:color="auto" w:sz="4"/>
-        </w:tblBorders>
-      </w:tblPr>
-      <w:tblGrid>
-        <w:gridCol w:w="1193"/>
-        <w:gridCol w:w="2111"/>
-        <w:gridCol w:w="2111"/>
-        <w:gridCol w:w="2111"/>
-        <w:gridCol w:w="2112"/>
-      </w:tblGrid>
-      <w:tr>
-        <w:trPr>
-          <w:cantSplit/>
-          <w:tblHeader/>
-        </w:trPr>
-        <w:tc>
-          <w:tcPr>
-            <w:tcW w:type="dxa" w:w="1193"/>
-            <w:tcBorders>
-              <w:top w:val="single" w:color="B5B5B5" w:sz="4"/>
-              <w:left w:val="single" w:color="B5B5B5" w:sz="4"/>
-              <w:bottom w:val="single" w:color="B5B5B5" w:sz="4"/>
-              <w:right w:val="single" w:color="B5B5B5" w:sz="4"/>
-            </w:tcBorders>
-            <w:shd w:fill="EDEFF2" w:color="auto" w:val="clear"/>
-            <w:tcMar>
-              <w:top w:type="dxa" w:w="50"/>
-              <w:left w:type="dxa" w:w="90"/>
-              <w:bottom w:type="dxa" w:w="50"/>
-              <w:right w:type="dxa" w:w="90"/>
-            </w:tcMar>
-          </w:tcPr>
-          <w:p>
-            <w:pPr>
-              <w:spacing w:after="0" w:line="264"/>
-            </w:pPr>
-            <w:r>
-              <w:rPr>
-                <w:b/>
-                <w:bCs/>
-                <w:sz w:val="18"/>
-                <w:szCs w:val="18"/>
-              </w:rPr>
-              <w:t xml:space="preserve">阶段</w:t>
-            </w:r>
-          </w:p>
-        </w:tc>
-        <w:tc>
-          <w:tcPr>
-            <w:tcW w:type="dxa" w:w="2111"/>
-            <w:tcBorders>
-              <w:top w:val="single" w:color="B5B5B5" w:sz="4"/>
-              <w:left w:val="single" w:color="B5B5B5" w:sz="4"/>
-              <w:bottom w:val="single" w:color="B5B5B5" w:sz="4"/>
-              <w:right w:val="single" w:color="B5B5B5" w:sz="4"/>
-            </w:tcBorders>
-            <w:shd w:fill="EDEFF2" w:color="auto" w:val="clear"/>
-            <w:tcMar>
-              <w:top w:type="dxa" w:w="50"/>
-              <w:left w:type="dxa" w:w="90"/>
-              <w:bottom w:type="dxa" w:w="50"/>
-              <w:right w:type="dxa" w:w="90"/>
-            </w:tcMar>
-          </w:tcPr>
-          <w:p>
-            <w:pPr>
-              <w:spacing w:after="0" w:line="264"/>
-            </w:pPr>
-            <w:r>
-              <w:rPr>
-                <w:b/>
-                <w:bCs/>
-                <w:sz w:val="18"/>
-                <w:szCs w:val="18"/>
-              </w:rPr>
-              <w:t xml:space="preserve">A 感知与执行</w:t>
-            </w:r>
-          </w:p>
-        </w:tc>
-        <w:tc>
-          <w:tcPr>
-            <w:tcW w:type="dxa" w:w="2111"/>
-            <w:tcBorders>
-              <w:top w:val="single" w:color="B5B5B5" w:sz="4"/>
-              <w:left w:val="single" w:color="B5B5B5" w:sz="4"/>
-              <w:bottom w:val="single" w:color="B5B5B5" w:sz="4"/>
-              <w:right w:val="single" w:color="B5B5B5" w:sz="4"/>
-            </w:tcBorders>
-            <w:shd w:fill="EDEFF2" w:color="auto" w:val="clear"/>
-            <w:tcMar>
-              <w:top w:type="dxa" w:w="50"/>
-              <w:left w:type="dxa" w:w="90"/>
-              <w:bottom w:type="dxa" w:w="50"/>
-              <w:right w:type="dxa" w:w="90"/>
-            </w:tcMar>
-          </w:tcPr>
-          <w:p>
-            <w:pPr>
-              <w:spacing w:after="0" w:line="264"/>
-            </w:pPr>
-            <w:r>
-              <w:rPr>
-                <w:b/>
-                <w:bCs/>
-                <w:sz w:val="18"/>
-                <w:szCs w:val="18"/>
-              </w:rPr>
-              <w:t xml:space="preserve">B Web 前端</w:t>
-            </w:r>
-          </w:p>
-        </w:tc>
-        <w:tc>
-          <w:tcPr>
-            <w:tcW w:type="dxa" w:w="2111"/>
-            <w:tcBorders>
-              <w:top w:val="single" w:color="B5B5B5" w:sz="4"/>
-              <w:left w:val="single" w:color="B5B5B5" w:sz="4"/>
-              <w:bottom w:val="single" w:color="B5B5B5" w:sz="4"/>
-              <w:right w:val="single" w:color="B5B5B5" w:sz="4"/>
-            </w:tcBorders>
-            <w:shd w:fill="EDEFF2" w:color="auto" w:val="clear"/>
-            <w:tcMar>
-              <w:top w:type="dxa" w:w="50"/>
-              <w:left w:type="dxa" w:w="90"/>
-              <w:bottom w:type="dxa" w:w="50"/>
-              <w:right w:type="dxa" w:w="90"/>
-            </w:tcMar>
-          </w:tcPr>
-          <w:p>
-            <w:pPr>
-              <w:spacing w:after="0" w:line="264"/>
-            </w:pPr>
-            <w:r>
-              <w:rPr>
-                <w:b/>
-                <w:bCs/>
-                <w:sz w:val="18"/>
-                <w:szCs w:val="18"/>
-              </w:rPr>
-              <w:t xml:space="preserve">C 硬件与交互</w:t>
-            </w:r>
-          </w:p>
-        </w:tc>
-        <w:tc>
-          <w:tcPr>
-            <w:tcW w:type="dxa" w:w="2112"/>
-            <w:tcBorders>
-              <w:top w:val="single" w:color="B5B5B5" w:sz="4"/>
-              <w:left w:val="single" w:color="B5B5B5" w:sz="4"/>
-              <w:bottom w:val="single" w:color="B5B5B5" w:sz="4"/>
-              <w:right w:val="single" w:color="B5B5B5" w:sz="4"/>
-            </w:tcBorders>
-            <w:shd w:fill="EDEFF2" w:color="auto" w:val="clear"/>
-            <w:tcMar>
-              <w:top w:type="dxa" w:w="50"/>
-              <w:left w:type="dxa" w:w="90"/>
-              <w:bottom w:type="dxa" w:w="50"/>
-              <w:right w:type="dxa" w:w="90"/>
-            </w:tcMar>
-          </w:tcPr>
-          <w:p>
-            <w:pPr>
-              <w:spacing w:after="0" w:line="264"/>
-            </w:pPr>
-            <w:r>
-              <w:rPr>
-                <w:b/>
-                <w:bCs/>
-                <w:sz w:val="18"/>
-                <w:szCs w:val="18"/>
-              </w:rPr>
-              <w:t xml:space="preserve">D 测试与文档</w:t>
-            </w:r>
-          </w:p>
-        </w:tc>
-      </w:tr>
-      <w:tr>
-        <w:trPr>
-          <w:cantSplit/>
-        </w:trPr>
-        <w:tc>
-          <w:tcPr>
-            <w:tcW w:type="dxa" w:w="1193"/>
-            <w:tcBorders>
-              <w:top w:val="single" w:color="B5B5B5" w:sz="4"/>
-              <w:left w:val="single" w:color="B5B5B5" w:sz="4"/>
-              <w:bottom w:val="single" w:color="B5B5B5" w:sz="4"/>
-              <w:right w:val="single" w:color="B5B5B5" w:sz="4"/>
-            </w:tcBorders>
-            <w:tcMar>
-              <w:top w:type="dxa" w:w="50"/>
-              <w:left w:type="dxa" w:w="90"/>
-              <w:bottom w:type="dxa" w:w="50"/>
-              <w:right w:type="dxa" w:w="90"/>
-            </w:tcMar>
-          </w:tcPr>
-          <w:p>
-            <w:pPr>
-              <w:spacing w:after="0" w:line="264"/>
-            </w:pPr>
-            <w:r>
-              <w:rPr>
-                <w:sz w:val="18"/>
-                <w:szCs w:val="18"/>
-              </w:rPr>
-              <w:t xml:space="preserve">第 6–7 周（10.16–10.23）</w:t>
-            </w:r>
-          </w:p>
-        </w:tc>
-        <w:tc>
-          <w:tcPr>
-            <w:tcW w:type="dxa" w:w="2111"/>
-            <w:tcBorders>
-              <w:top w:val="single" w:color="B5B5B5" w:sz="4"/>
-              <w:left w:val="single" w:color="B5B5B5" w:sz="4"/>
-              <w:bottom w:val="single" w:color="B5B5B5" w:sz="4"/>
-              <w:right w:val="single" w:color="B5B5B5" w:sz="4"/>
-            </w:tcBorders>
-            <w:tcMar>
-              <w:top w:type="dxa" w:w="50"/>
-              <w:left w:type="dxa" w:w="90"/>
-              <w:bottom w:type="dxa" w:w="50"/>
-              <w:right w:type="dxa" w:w="90"/>
-            </w:tcMar>
-          </w:tcPr>
-          <w:p>
-            <w:pPr>
-              <w:spacing w:after="0" w:line="264"/>
-            </w:pPr>
-            <w:r>
-              <w:rPr>
-                <w:sz w:val="18"/>
-                <w:szCs w:val="18"/>
-              </w:rPr>
-              <w:t xml:space="preserve">B2 连续 10 轮成功率记录（</w:t>
-            </w:r>
-            <w:r>
-              <w:rPr>
-                <w:rFonts w:ascii="Menlo" w:cs="Menlo" w:eastAsia="PingFang SC" w:hAnsi="Menlo"/>
-                <w:sz w:val="17"/>
-                <w:szCs w:val="17"/>
-              </w:rPr>
-              <w:t xml:space="preserve">run_stats.py</w:t>
-            </w:r>
-            <w:r>
-              <w:rPr>
-                <w:sz w:val="18"/>
-                <w:szCs w:val="18"/>
-              </w:rPr>
-              <w:t xml:space="preserve"> 输出）；控制指令的执行侧处理与限位校验（单元测试）</w:t>
-            </w:r>
-          </w:p>
-        </w:tc>
-        <w:tc>
-          <w:tcPr>
-            <w:tcW w:type="dxa" w:w="2111"/>
-            <w:tcBorders>
-              <w:top w:val="single" w:color="B5B5B5" w:sz="4"/>
-              <w:left w:val="single" w:color="B5B5B5" w:sz="4"/>
-              <w:bottom w:val="single" w:color="B5B5B5" w:sz="4"/>
-              <w:right w:val="single" w:color="B5B5B5" w:sz="4"/>
-            </w:tcBorders>
-            <w:tcMar>
-              <w:top w:type="dxa" w:w="50"/>
-              <w:left w:type="dxa" w:w="90"/>
-              <w:bottom w:type="dxa" w:w="50"/>
-              <w:right w:type="dxa" w:w="90"/>
-            </w:tcMar>
-          </w:tcPr>
-          <w:p>
-            <w:pPr>
-              <w:spacing w:after="0" w:line="264"/>
-            </w:pPr>
-            <w:r>
-              <w:rPr>
-                <w:sz w:val="18"/>
-                <w:szCs w:val="18"/>
-              </w:rPr>
-              <w:t xml:space="preserve">B3 的 4 个页面与事件流接口（回放已有 </w:t>
-            </w:r>
-            <w:r>
-              <w:rPr>
-                <w:rFonts w:ascii="Menlo" w:cs="Menlo" w:eastAsia="PingFang SC" w:hAnsi="Menlo"/>
-                <w:sz w:val="17"/>
-                <w:szCs w:val="17"/>
-              </w:rPr>
-              <w:t xml:space="preserve">log.jsonl</w:t>
-            </w:r>
-            <w:r>
-              <w:rPr>
-                <w:sz w:val="18"/>
-                <w:szCs w:val="18"/>
-              </w:rPr>
-              <w:t xml:space="preserve">，条数一致、延迟 ≤ 1 s）；W2 面板与 W1 模式切换在离线模拟上可用；W3 导出两种格式</w:t>
-            </w:r>
-          </w:p>
-        </w:tc>
-        <w:tc>
-          <w:tcPr>
-            <w:tcW w:type="dxa" w:w="2111"/>
-            <w:tcBorders>
-              <w:top w:val="single" w:color="B5B5B5" w:sz="4"/>
-              <w:left w:val="single" w:color="B5B5B5" w:sz="4"/>
-              <w:bottom w:val="single" w:color="B5B5B5" w:sz="4"/>
-              <w:right w:val="single" w:color="B5B5B5" w:sz="4"/>
-            </w:tcBorders>
-            <w:tcMar>
-              <w:top w:type="dxa" w:w="50"/>
-              <w:left w:type="dxa" w:w="90"/>
-              <w:bottom w:type="dxa" w:w="50"/>
-              <w:right w:type="dxa" w:w="90"/>
-            </w:tcMar>
-          </w:tcPr>
-          <w:p>
-            <w:pPr>
-              <w:spacing w:after="0" w:line="264"/>
-            </w:pPr>
-            <w:r>
-              <w:rPr>
-                <w:sz w:val="18"/>
-                <w:szCs w:val="18"/>
-              </w:rPr>
-              <w:t xml:space="preserve">容器选型并下单（型号、尺寸、到货日期）；板卡时区校正（两端时间差 ≤ 1 s）；RGB 灯色、K2 按键、音频模块实测记录</w:t>
-            </w:r>
-          </w:p>
-        </w:tc>
-        <w:tc>
-          <w:tcPr>
-            <w:tcW w:type="dxa" w:w="2112"/>
-            <w:tcBorders>
-              <w:top w:val="single" w:color="B5B5B5" w:sz="4"/>
-              <w:left w:val="single" w:color="B5B5B5" w:sz="4"/>
-              <w:bottom w:val="single" w:color="B5B5B5" w:sz="4"/>
-              <w:right w:val="single" w:color="B5B5B5" w:sz="4"/>
-            </w:tcBorders>
-            <w:tcMar>
-              <w:top w:type="dxa" w:w="50"/>
-              <w:left w:type="dxa" w:w="90"/>
-              <w:bottom w:type="dxa" w:w="50"/>
-              <w:right w:type="dxa" w:w="90"/>
-            </w:tcMar>
-          </w:tcPr>
-          <w:p>
-            <w:pPr>
-              <w:spacing w:after="0" w:line="264"/>
-            </w:pPr>
-            <w:r>
-              <w:rPr>
-                <w:sz w:val="18"/>
-                <w:szCs w:val="18"/>
-              </w:rPr>
-              <w:t xml:space="preserve">验收测试模板，19 项功能各一页；Git 分支与提交规范；B4 的量化方案（10 轮怎么跑、失败怎么注入）</w:t>
-            </w:r>
-          </w:p>
-        </w:tc>
-      </w:tr>
-      <w:tr>
-        <w:trPr>
-          <w:cantSplit/>
-        </w:trPr>
-        <w:tc>
-          <w:tcPr>
-            <w:tcW w:type="dxa" w:w="1193"/>
-            <w:tcBorders>
-              <w:top w:val="single" w:color="B5B5B5" w:sz="4"/>
-              <w:left w:val="single" w:color="B5B5B5" w:sz="4"/>
-              <w:bottom w:val="single" w:color="B5B5B5" w:sz="4"/>
-              <w:right w:val="single" w:color="B5B5B5" w:sz="4"/>
-            </w:tcBorders>
-            <w:tcMar>
-              <w:top w:type="dxa" w:w="50"/>
-              <w:left w:type="dxa" w:w="90"/>
-              <w:bottom w:type="dxa" w:w="50"/>
-              <w:right w:type="dxa" w:w="90"/>
-            </w:tcMar>
-          </w:tcPr>
-          <w:p>
-            <w:pPr>
-              <w:spacing w:after="0" w:line="264"/>
-            </w:pPr>
-            <w:r>
-              <w:rPr>
-                <w:sz w:val="18"/>
-                <w:szCs w:val="18"/>
-              </w:rPr>
-              <w:t xml:space="preserve">第 8–9 周（10.30–11.6）</w:t>
-            </w:r>
-          </w:p>
-        </w:tc>
-        <w:tc>
-          <w:tcPr>
-            <w:tcW w:type="dxa" w:w="2111"/>
-            <w:tcBorders>
-              <w:top w:val="single" w:color="B5B5B5" w:sz="4"/>
-              <w:left w:val="single" w:color="B5B5B5" w:sz="4"/>
-              <w:bottom w:val="single" w:color="B5B5B5" w:sz="4"/>
-              <w:right w:val="single" w:color="B5B5B5" w:sz="4"/>
-            </w:tcBorders>
-            <w:tcMar>
-              <w:top w:type="dxa" w:w="50"/>
-              <w:left w:type="dxa" w:w="90"/>
-              <w:bottom w:type="dxa" w:w="50"/>
-              <w:right w:type="dxa" w:w="90"/>
-            </w:tcMar>
-          </w:tcPr>
-          <w:p>
-            <w:pPr>
-              <w:spacing w:after="0" w:line="264"/>
-            </w:pPr>
-            <w:r>
-              <w:rPr>
-                <w:sz w:val="18"/>
-                <w:szCs w:val="18"/>
-              </w:rPr>
-              <w:t xml:space="preserve">向容器投放的动作与松手高度（10 轮落入记录）；E5 抓取顺序；E6 未知判定写入 </w:t>
-            </w:r>
-            <w:r>
-              <w:rPr>
-                <w:rFonts w:ascii="Menlo" w:cs="Menlo" w:eastAsia="PingFang SC" w:hAnsi="Menlo"/>
-                <w:sz w:val="17"/>
-                <w:szCs w:val="17"/>
-              </w:rPr>
-              <w:t xml:space="preserve">scene.json</w:t>
-            </w:r>
-          </w:p>
-        </w:tc>
-        <w:tc>
-          <w:tcPr>
-            <w:tcW w:type="dxa" w:w="2111"/>
-            <w:tcBorders>
-              <w:top w:val="single" w:color="B5B5B5" w:sz="4"/>
-              <w:left w:val="single" w:color="B5B5B5" w:sz="4"/>
-              <w:bottom w:val="single" w:color="B5B5B5" w:sz="4"/>
-              <w:right w:val="single" w:color="B5B5B5" w:sz="4"/>
-            </w:tcBorders>
-            <w:tcMar>
-              <w:top w:type="dxa" w:w="50"/>
-              <w:left w:type="dxa" w:w="90"/>
-              <w:bottom w:type="dxa" w:w="50"/>
-              <w:right w:type="dxa" w:w="90"/>
-            </w:tcMar>
-          </w:tcPr>
-          <w:p>
-            <w:pPr>
-              <w:spacing w:after="0" w:line="264"/>
-            </w:pPr>
-            <w:r>
-              <w:rPr>
-                <w:sz w:val="18"/>
-                <w:szCs w:val="18"/>
-              </w:rPr>
-              <w:t xml:space="preserve">前端接实机：W2 驱动真实机械臂；E6 告警页与图片存档；异常日志页接入 </w:t>
-            </w:r>
-            <w:r>
-              <w:rPr>
-                <w:rFonts w:ascii="Menlo" w:cs="Menlo" w:eastAsia="PingFang SC" w:hAnsi="Menlo"/>
-                <w:sz w:val="17"/>
-                <w:szCs w:val="17"/>
-              </w:rPr>
-              <w:t xml:space="preserve">stall</w:t>
-            </w:r>
-            <w:r>
-              <w:rPr>
-                <w:sz w:val="18"/>
-                <w:szCs w:val="18"/>
-              </w:rPr>
-              <w:t xml:space="preserve"> </w:t>
-            </w:r>
-            <w:r>
-              <w:rPr>
-                <w:rFonts w:ascii="Menlo" w:cs="Menlo" w:eastAsia="PingFang SC" w:hAnsi="Menlo"/>
-                <w:sz w:val="17"/>
-                <w:szCs w:val="17"/>
-              </w:rPr>
-              <w:t xml:space="preserve">unknown_object</w:t>
-            </w:r>
-            <w:r>
-              <w:rPr>
-                <w:sz w:val="18"/>
-                <w:szCs w:val="18"/>
-              </w:rPr>
-              <w:t xml:space="preserve"> 事件</w:t>
-            </w:r>
-          </w:p>
-        </w:tc>
-        <w:tc>
-          <w:tcPr>
-            <w:tcW w:type="dxa" w:w="2111"/>
-            <w:tcBorders>
-              <w:top w:val="single" w:color="B5B5B5" w:sz="4"/>
-              <w:left w:val="single" w:color="B5B5B5" w:sz="4"/>
-              <w:bottom w:val="single" w:color="B5B5B5" w:sz="4"/>
-              <w:right w:val="single" w:color="B5B5B5" w:sz="4"/>
-            </w:tcBorders>
-            <w:tcMar>
-              <w:top w:type="dxa" w:w="50"/>
-              <w:left w:type="dxa" w:w="90"/>
-              <w:bottom w:type="dxa" w:w="50"/>
-              <w:right w:type="dxa" w:w="90"/>
-            </w:tcMar>
-          </w:tcPr>
-          <w:p>
-            <w:pPr>
-              <w:spacing w:after="0" w:line="264"/>
-            </w:pPr>
-            <w:r>
-              <w:rPr>
-                <w:sz w:val="18"/>
-                <w:szCs w:val="18"/>
-              </w:rPr>
-              <w:t xml:space="preserve">容器固定与位置标定，容器壁进入禁入区（标定值与复测误差）；W5 三种灯光状态；W6 堵转检出（10 次挡停记录）</w:t>
-            </w:r>
-          </w:p>
-        </w:tc>
-        <w:tc>
-          <w:tcPr>
-            <w:tcW w:type="dxa" w:w="2112"/>
-            <w:tcBorders>
-              <w:top w:val="single" w:color="B5B5B5" w:sz="4"/>
-              <w:left w:val="single" w:color="B5B5B5" w:sz="4"/>
-              <w:bottom w:val="single" w:color="B5B5B5" w:sz="4"/>
-              <w:right w:val="single" w:color="B5B5B5" w:sz="4"/>
-            </w:tcBorders>
-            <w:tcMar>
-              <w:top w:type="dxa" w:w="50"/>
-              <w:left w:type="dxa" w:w="90"/>
-              <w:bottom w:type="dxa" w:w="50"/>
-              <w:right w:type="dxa" w:w="90"/>
-            </w:tcMar>
-          </w:tcPr>
-          <w:p>
-            <w:pPr>
-              <w:spacing w:after="0" w:line="264"/>
-            </w:pPr>
-            <w:r>
-              <w:rPr>
-                <w:sz w:val="18"/>
-                <w:szCs w:val="18"/>
-              </w:rPr>
-              <w:t xml:space="preserve">B4 量化结果（连续 10 轮、响应时间、四类覆盖）；B1–B5 验收测试记录；中期展示演示脚本</w:t>
-            </w:r>
-          </w:p>
-        </w:tc>
-      </w:tr>
-      <w:tr>
-        <w:trPr>
-          <w:cantSplit/>
-        </w:trPr>
-        <w:tc>
-          <w:tcPr>
-            <w:tcW w:type="dxa" w:w="1193"/>
-            <w:tcBorders>
-              <w:top w:val="single" w:color="B5B5B5" w:sz="4"/>
-              <w:left w:val="single" w:color="B5B5B5" w:sz="4"/>
-              <w:bottom w:val="single" w:color="B5B5B5" w:sz="4"/>
-              <w:right w:val="single" w:color="B5B5B5" w:sz="4"/>
-            </w:tcBorders>
-            <w:tcMar>
-              <w:top w:type="dxa" w:w="50"/>
-              <w:left w:type="dxa" w:w="90"/>
-              <w:bottom w:type="dxa" w:w="50"/>
-              <w:right w:type="dxa" w:w="90"/>
-            </w:tcMar>
-          </w:tcPr>
-          <w:p>
-            <w:pPr>
-              <w:spacing w:after="0" w:line="264"/>
-            </w:pPr>
-            <w:r>
-              <w:rPr>
-                <w:sz w:val="18"/>
-                <w:szCs w:val="18"/>
-              </w:rPr>
-              <w:t xml:space="preserve">第 10 周（11.13）</w:t>
-            </w:r>
-          </w:p>
-        </w:tc>
-        <w:tc>
-          <w:tcPr>
-            <w:tcW w:type="dxa" w:w="2111"/>
-            <w:tcBorders>
-              <w:top w:val="single" w:color="B5B5B5" w:sz="4"/>
-              <w:left w:val="single" w:color="B5B5B5" w:sz="4"/>
-              <w:bottom w:val="single" w:color="B5B5B5" w:sz="4"/>
-              <w:right w:val="single" w:color="B5B5B5" w:sz="4"/>
-            </w:tcBorders>
-            <w:tcMar>
-              <w:top w:type="dxa" w:w="50"/>
-              <w:left w:type="dxa" w:w="90"/>
-              <w:bottom w:type="dxa" w:w="50"/>
-              <w:right w:type="dxa" w:w="90"/>
-            </w:tcMar>
-          </w:tcPr>
-          <w:p>
-            <w:pPr>
-              <w:spacing w:after="0" w:line="264"/>
-            </w:pPr>
-            <w:r>
-              <w:rPr>
-                <w:sz w:val="18"/>
-                <w:szCs w:val="18"/>
-              </w:rPr>
-              <w:t xml:space="preserve">中期展示：现场跑一轮分拣到真实筐</w:t>
-            </w:r>
-          </w:p>
-        </w:tc>
-        <w:tc>
-          <w:tcPr>
-            <w:tcW w:type="dxa" w:w="2111"/>
-            <w:tcBorders>
-              <w:top w:val="single" w:color="B5B5B5" w:sz="4"/>
-              <w:left w:val="single" w:color="B5B5B5" w:sz="4"/>
-              <w:bottom w:val="single" w:color="B5B5B5" w:sz="4"/>
-              <w:right w:val="single" w:color="B5B5B5" w:sz="4"/>
-            </w:tcBorders>
-            <w:tcMar>
-              <w:top w:type="dxa" w:w="50"/>
-              <w:left w:type="dxa" w:w="90"/>
-              <w:bottom w:type="dxa" w:w="50"/>
-              <w:right w:type="dxa" w:w="90"/>
-            </w:tcMar>
-          </w:tcPr>
-          <w:p>
-            <w:pPr>
-              <w:spacing w:after="0" w:line="264"/>
-            </w:pPr>
-            <w:r>
-              <w:rPr>
-                <w:sz w:val="18"/>
-                <w:szCs w:val="18"/>
-              </w:rPr>
-              <w:t xml:space="preserve">中期展示：现场展示日志与控制面板</w:t>
-            </w:r>
-          </w:p>
-        </w:tc>
-        <w:tc>
-          <w:tcPr>
-            <w:tcW w:type="dxa" w:w="2111"/>
-            <w:tcBorders>
-              <w:top w:val="single" w:color="B5B5B5" w:sz="4"/>
-              <w:left w:val="single" w:color="B5B5B5" w:sz="4"/>
-              <w:bottom w:val="single" w:color="B5B5B5" w:sz="4"/>
-              <w:right w:val="single" w:color="B5B5B5" w:sz="4"/>
-            </w:tcBorders>
-            <w:tcMar>
-              <w:top w:type="dxa" w:w="50"/>
-              <w:left w:type="dxa" w:w="90"/>
-              <w:bottom w:type="dxa" w:w="50"/>
-              <w:right w:type="dxa" w:w="90"/>
-            </w:tcMar>
-          </w:tcPr>
-          <w:p>
-            <w:pPr>
-              <w:spacing w:after="0" w:line="264"/>
-            </w:pPr>
-            <w:r>
-              <w:rPr>
-                <w:sz w:val="18"/>
-                <w:szCs w:val="18"/>
-              </w:rPr>
-              <w:t xml:space="preserve">中期展示：容器与声光到位</w:t>
-            </w:r>
-          </w:p>
-        </w:tc>
-        <w:tc>
-          <w:tcPr>
-            <w:tcW w:type="dxa" w:w="2112"/>
-            <w:tcBorders>
-              <w:top w:val="single" w:color="B5B5B5" w:sz="4"/>
-              <w:left w:val="single" w:color="B5B5B5" w:sz="4"/>
-              <w:bottom w:val="single" w:color="B5B5B5" w:sz="4"/>
-              <w:right w:val="single" w:color="B5B5B5" w:sz="4"/>
-            </w:tcBorders>
-            <w:tcMar>
-              <w:top w:type="dxa" w:w="50"/>
-              <w:left w:type="dxa" w:w="90"/>
-              <w:bottom w:type="dxa" w:w="50"/>
-              <w:right w:type="dxa" w:w="90"/>
-            </w:tcMar>
-          </w:tcPr>
-          <w:p>
-            <w:pPr>
-              <w:spacing w:after="0" w:line="264"/>
-            </w:pPr>
-            <w:r>
-              <w:rPr>
-                <w:sz w:val="18"/>
-                <w:szCs w:val="18"/>
-              </w:rPr>
-              <w:t xml:space="preserve">中期展示：主讲与计时，问答记录</w:t>
-            </w:r>
-          </w:p>
-        </w:tc>
-      </w:tr>
-      <w:tr>
-        <w:trPr>
-          <w:cantSplit/>
-        </w:trPr>
-        <w:tc>
-          <w:tcPr>
-            <w:tcW w:type="dxa" w:w="1193"/>
-            <w:tcBorders>
-              <w:top w:val="single" w:color="B5B5B5" w:sz="4"/>
-              <w:left w:val="single" w:color="B5B5B5" w:sz="4"/>
-              <w:bottom w:val="single" w:color="B5B5B5" w:sz="4"/>
-              <w:right w:val="single" w:color="B5B5B5" w:sz="4"/>
-            </w:tcBorders>
-            <w:tcMar>
-              <w:top w:type="dxa" w:w="50"/>
-              <w:left w:type="dxa" w:w="90"/>
-              <w:bottom w:type="dxa" w:w="50"/>
-              <w:right w:type="dxa" w:w="90"/>
-            </w:tcMar>
-          </w:tcPr>
-          <w:p>
-            <w:pPr>
-              <w:spacing w:after="0" w:line="264"/>
-            </w:pPr>
-            <w:r>
-              <w:rPr>
-                <w:sz w:val="18"/>
-                <w:szCs w:val="18"/>
-              </w:rPr>
-              <w:t xml:space="preserve">第 11–14 周（11.20–12.11）</w:t>
-            </w:r>
-          </w:p>
-        </w:tc>
-        <w:tc>
-          <w:tcPr>
-            <w:tcW w:type="dxa" w:w="2111"/>
-            <w:tcBorders>
-              <w:top w:val="single" w:color="B5B5B5" w:sz="4"/>
-              <w:left w:val="single" w:color="B5B5B5" w:sz="4"/>
-              <w:bottom w:val="single" w:color="B5B5B5" w:sz="4"/>
-              <w:right w:val="single" w:color="B5B5B5" w:sz="4"/>
-            </w:tcBorders>
-            <w:tcMar>
-              <w:top w:type="dxa" w:w="50"/>
-              <w:left w:type="dxa" w:w="90"/>
-              <w:bottom w:type="dxa" w:w="50"/>
-              <w:right w:type="dxa" w:w="90"/>
-            </w:tcMar>
-          </w:tcPr>
-          <w:p>
-            <w:pPr>
-              <w:spacing w:after="0" w:line="264"/>
-            </w:pPr>
-            <w:r>
-              <w:rPr>
-                <w:sz w:val="18"/>
-                <w:szCs w:val="18"/>
-              </w:rPr>
-              <w:t xml:space="preserve">近端带偏差处理（抓前探测接入，或收缩工作区）；配合集成测试修缺陷</w:t>
-            </w:r>
-          </w:p>
-        </w:tc>
-        <w:tc>
-          <w:tcPr>
-            <w:tcW w:type="dxa" w:w="2111"/>
-            <w:tcBorders>
-              <w:top w:val="single" w:color="B5B5B5" w:sz="4"/>
-              <w:left w:val="single" w:color="B5B5B5" w:sz="4"/>
-              <w:bottom w:val="single" w:color="B5B5B5" w:sz="4"/>
-              <w:right w:val="single" w:color="B5B5B5" w:sz="4"/>
-            </w:tcBorders>
-            <w:tcMar>
-              <w:top w:type="dxa" w:w="50"/>
-              <w:left w:type="dxa" w:w="90"/>
-              <w:bottom w:type="dxa" w:w="50"/>
-              <w:right w:type="dxa" w:w="90"/>
-            </w:tcMar>
-          </w:tcPr>
-          <w:p>
-            <w:pPr>
-              <w:spacing w:after="0" w:line="264"/>
-            </w:pPr>
-            <w:r>
-              <w:rPr>
-                <w:sz w:val="18"/>
-                <w:szCs w:val="18"/>
-              </w:rPr>
-              <w:t xml:space="preserve">W4 定时；E8 手机端；E3 溢满提示与解锁按钮</w:t>
-            </w:r>
-          </w:p>
-        </w:tc>
-        <w:tc>
-          <w:tcPr>
-            <w:tcW w:type="dxa" w:w="2111"/>
-            <w:tcBorders>
-              <w:top w:val="single" w:color="B5B5B5" w:sz="4"/>
-              <w:left w:val="single" w:color="B5B5B5" w:sz="4"/>
-              <w:bottom w:val="single" w:color="B5B5B5" w:sz="4"/>
-              <w:right w:val="single" w:color="B5B5B5" w:sz="4"/>
-            </w:tcBorders>
-            <w:tcMar>
-              <w:top w:type="dxa" w:w="50"/>
-              <w:left w:type="dxa" w:w="90"/>
-              <w:bottom w:type="dxa" w:w="50"/>
-              <w:right w:type="dxa" w:w="90"/>
-            </w:tcMar>
-          </w:tcPr>
-          <w:p>
-            <w:pPr>
-              <w:spacing w:after="0" w:line="264"/>
-            </w:pPr>
-            <w:r>
-              <w:rPr>
-                <w:sz w:val="18"/>
-                <w:szCs w:val="18"/>
-              </w:rPr>
-              <w:t xml:space="preserve">E3 溢满判定（20 次试验准确率）；E1 手势表情；E7 语音</w:t>
-            </w:r>
-          </w:p>
-        </w:tc>
-        <w:tc>
-          <w:tcPr>
-            <w:tcW w:type="dxa" w:w="2112"/>
-            <w:tcBorders>
-              <w:top w:val="single" w:color="B5B5B5" w:sz="4"/>
-              <w:left w:val="single" w:color="B5B5B5" w:sz="4"/>
-              <w:bottom w:val="single" w:color="B5B5B5" w:sz="4"/>
-              <w:right w:val="single" w:color="B5B5B5" w:sz="4"/>
-            </w:tcBorders>
-            <w:tcMar>
-              <w:top w:type="dxa" w:w="50"/>
-              <w:left w:type="dxa" w:w="90"/>
-              <w:bottom w:type="dxa" w:w="50"/>
-              <w:right w:type="dxa" w:w="90"/>
-            </w:tcMar>
-          </w:tcPr>
-          <w:p>
-            <w:pPr>
-              <w:spacing w:after="0" w:line="264"/>
-            </w:pPr>
-            <w:r>
-              <w:rPr>
-                <w:sz w:val="18"/>
-                <w:szCs w:val="18"/>
-              </w:rPr>
-              <w:t xml:space="preserve">集成、系统、性能、非功能性测试报告；排期内各项验收记录</w:t>
-            </w:r>
-          </w:p>
-        </w:tc>
-      </w:tr>
-      <w:tr>
-        <w:trPr>
-          <w:cantSplit/>
-        </w:trPr>
-        <w:tc>
-          <w:tcPr>
-            <w:tcW w:type="dxa" w:w="1193"/>
-            <w:tcBorders>
-              <w:top w:val="single" w:color="B5B5B5" w:sz="4"/>
-              <w:left w:val="single" w:color="B5B5B5" w:sz="4"/>
-              <w:bottom w:val="single" w:color="B5B5B5" w:sz="4"/>
-              <w:right w:val="single" w:color="B5B5B5" w:sz="4"/>
-            </w:tcBorders>
-            <w:tcMar>
-              <w:top w:type="dxa" w:w="50"/>
-              <w:left w:type="dxa" w:w="90"/>
-              <w:bottom w:type="dxa" w:w="50"/>
-              <w:right w:type="dxa" w:w="90"/>
-            </w:tcMar>
-          </w:tcPr>
-          <w:p>
-            <w:pPr>
-              <w:spacing w:after="0" w:line="264"/>
-            </w:pPr>
-            <w:r>
-              <w:rPr>
-                <w:sz w:val="18"/>
-                <w:szCs w:val="18"/>
-              </w:rPr>
-              <w:t xml:space="preserve">第 15–16 周（12.18–12.25）</w:t>
-            </w:r>
-          </w:p>
-        </w:tc>
-        <w:tc>
-          <w:tcPr>
-            <w:tcW w:type="dxa" w:w="2111"/>
-            <w:tcBorders>
-              <w:top w:val="single" w:color="B5B5B5" w:sz="4"/>
-              <w:left w:val="single" w:color="B5B5B5" w:sz="4"/>
-              <w:bottom w:val="single" w:color="B5B5B5" w:sz="4"/>
-              <w:right w:val="single" w:color="B5B5B5" w:sz="4"/>
-            </w:tcBorders>
-            <w:tcMar>
-              <w:top w:type="dxa" w:w="50"/>
-              <w:left w:type="dxa" w:w="90"/>
-              <w:bottom w:type="dxa" w:w="50"/>
-              <w:right w:type="dxa" w:w="90"/>
-            </w:tcMar>
-          </w:tcPr>
-          <w:p>
-            <w:pPr>
-              <w:spacing w:after="0" w:line="264"/>
-            </w:pPr>
-            <w:r>
-              <w:rPr>
-                <w:sz w:val="18"/>
-                <w:szCs w:val="18"/>
-              </w:rPr>
-              <w:t xml:space="preserve">冻结模型与标定参数</w:t>
-            </w:r>
-          </w:p>
-        </w:tc>
-        <w:tc>
-          <w:tcPr>
-            <w:tcW w:type="dxa" w:w="2111"/>
-            <w:tcBorders>
-              <w:top w:val="single" w:color="B5B5B5" w:sz="4"/>
-              <w:left w:val="single" w:color="B5B5B5" w:sz="4"/>
-              <w:bottom w:val="single" w:color="B5B5B5" w:sz="4"/>
-              <w:right w:val="single" w:color="B5B5B5" w:sz="4"/>
-            </w:tcBorders>
-            <w:tcMar>
-              <w:top w:type="dxa" w:w="50"/>
-              <w:left w:type="dxa" w:w="90"/>
-              <w:bottom w:type="dxa" w:w="50"/>
-              <w:right w:type="dxa" w:w="90"/>
-            </w:tcMar>
-          </w:tcPr>
-          <w:p>
-            <w:pPr>
-              <w:spacing w:after="0" w:line="264"/>
-            </w:pPr>
-            <w:r>
-              <w:rPr>
-                <w:sz w:val="18"/>
-                <w:szCs w:val="18"/>
-              </w:rPr>
-              <w:t xml:space="preserve">冻结前端版本</w:t>
-            </w:r>
-          </w:p>
-        </w:tc>
-        <w:tc>
-          <w:tcPr>
-            <w:tcW w:type="dxa" w:w="2111"/>
-            <w:tcBorders>
-              <w:top w:val="single" w:color="B5B5B5" w:sz="4"/>
-              <w:left w:val="single" w:color="B5B5B5" w:sz="4"/>
-              <w:bottom w:val="single" w:color="B5B5B5" w:sz="4"/>
-              <w:right w:val="single" w:color="B5B5B5" w:sz="4"/>
-            </w:tcBorders>
-            <w:tcMar>
-              <w:top w:type="dxa" w:w="50"/>
-              <w:left w:type="dxa" w:w="90"/>
-              <w:bottom w:type="dxa" w:w="50"/>
-              <w:right w:type="dxa" w:w="90"/>
-            </w:tcMar>
-          </w:tcPr>
-          <w:p>
-            <w:pPr>
-              <w:spacing w:after="0" w:line="264"/>
-            </w:pPr>
-            <w:r>
-              <w:rPr>
-                <w:sz w:val="18"/>
-                <w:szCs w:val="18"/>
-              </w:rPr>
-              <w:t xml:space="preserve">冻结硬件配置与摆位记录</w:t>
-            </w:r>
-          </w:p>
-        </w:tc>
-        <w:tc>
-          <w:tcPr>
-            <w:tcW w:type="dxa" w:w="2112"/>
-            <w:tcBorders>
-              <w:top w:val="single" w:color="B5B5B5" w:sz="4"/>
-              <w:left w:val="single" w:color="B5B5B5" w:sz="4"/>
-              <w:bottom w:val="single" w:color="B5B5B5" w:sz="4"/>
-              <w:right w:val="single" w:color="B5B5B5" w:sz="4"/>
-            </w:tcBorders>
-            <w:tcMar>
-              <w:top w:type="dxa" w:w="50"/>
-              <w:left w:type="dxa" w:w="90"/>
-              <w:bottom w:type="dxa" w:w="50"/>
-              <w:right w:type="dxa" w:w="90"/>
-            </w:tcMar>
-          </w:tcPr>
-          <w:p>
-            <w:pPr>
-              <w:spacing w:after="0" w:line="264"/>
-            </w:pPr>
-            <w:r>
-              <w:rPr>
-                <w:sz w:val="18"/>
-                <w:szCs w:val="18"/>
-              </w:rPr>
-              <w:t xml:space="preserve">验收测试报告、答辩材料、每人贡献占比</w:t>
-            </w:r>
-          </w:p>
-        </w:tc>
-      </w:tr>
-    </w:tbl>
-    <w:p>
-      <w:pPr>
-        <w:spacing w:after="70"/>
-      </w:pPr>
+        <w:t xml:space="preserve">每人每阶段做什么、交什么、何时验收，见下一节“排期”。</w:t>
+      </w:r>
     </w:p>
     <w:p>
       <w:pPr>
@@ -13897,6 +12008,1704 @@
         <w:keepNext/>
       </w:pPr>
       <w:r>
+        <w:t xml:space="preserve">排期（从 12.25 答辩倒排）</w:t>
+      </w:r>
+    </w:p>
+    <w:p>
+      <w:pPr>
+        <w:spacing w:after="140" w:line="320"/>
+      </w:pPr>
+      <w:r>
+        <w:t xml:space="preserve">原则：</w:t>
+      </w:r>
+      <w:r>
+        <w:rPr>
+          <w:b/>
+          <w:bCs/>
+        </w:rPr>
+        <w:t xml:space="preserve">四个人从第 6 周到第 15 周每个阶段都有自己的活，每两周一个验收点</w:t>
+      </w:r>
+      <w:r>
+        <w:t xml:space="preserve">，不把开发堆在前面、验收堆在最后。</w:t>
+      </w:r>
+    </w:p>
+    <w:p>
+      <w:pPr>
+        <w:pStyle w:val="Heading2"/>
+        <w:keepNext/>
+      </w:pPr>
+      <w:r>
+        <w:t xml:space="preserve">怎么做到并行</w:t>
+      </w:r>
+    </w:p>
+    <w:p>
+      <w:pPr>
+        <w:spacing w:after="140" w:line="320"/>
+      </w:pPr>
+      <w:r>
+        <w:t xml:space="preserve">实机每周只有约 2 小时，是唯一必须排队的资源。其余工作靠下面四条互相解耦：</w:t>
+      </w:r>
+    </w:p>
+    <w:p>
+      <w:pPr>
+        <w:pStyle w:val="ListParagraph"/>
+        <w:numPr>
+          <w:ilvl w:val="0"/>
+          <w:numId w:val="3"/>
+        </w:numPr>
+        <w:spacing w:after="60" w:line="320"/>
+      </w:pPr>
+      <w:r>
+        <w:rPr>
+          <w:b/>
+          <w:bCs/>
+        </w:rPr>
+        <w:t xml:space="preserve">接口先冻结</w:t>
+      </w:r>
+      <w:r>
+        <w:t xml:space="preserve">。第 6 周第一件事是把 ④ 的三个接口（</w:t>
+      </w:r>
+      <w:r>
+        <w:rPr>
+          <w:rFonts w:ascii="Menlo" w:cs="Menlo" w:eastAsia="PingFang SC" w:hAnsi="Menlo"/>
+          <w:sz w:val="20"/>
+          <w:szCs w:val="20"/>
+        </w:rPr>
+        <w:t xml:space="preserve">scene.json</w:t>
+      </w:r>
+      <w:r>
+        <w:t xml:space="preserve">、</w:t>
+      </w:r>
+      <w:r>
+        <w:rPr>
+          <w:rFonts w:ascii="Menlo" w:cs="Menlo" w:eastAsia="PingFang SC" w:hAnsi="Menlo"/>
+          <w:sz w:val="20"/>
+          <w:szCs w:val="20"/>
+        </w:rPr>
+        <w:t xml:space="preserve">log.jsonl</w:t>
+      </w:r>
+      <w:r>
+        <w:t xml:space="preserve">、控制指令）定稿，之后各人只对接口开发。</w:t>
+      </w:r>
+    </w:p>
+    <w:p>
+      <w:pPr>
+        <w:pStyle w:val="ListParagraph"/>
+        <w:numPr>
+          <w:ilvl w:val="0"/>
+          <w:numId w:val="3"/>
+        </w:numPr>
+        <w:spacing w:after="60" w:line="320"/>
+      </w:pPr>
+      <w:r>
+        <w:rPr>
+          <w:b/>
+          <w:bCs/>
+        </w:rPr>
+        <w:t xml:space="preserve">每个模块都有替身</w:t>
+      </w:r>
+      <w:r>
+        <w:t xml:space="preserve">。前端用已有的 21 轮真实日志回放，控制面板接离线模拟工作台（</w:t>
+      </w:r>
+      <w:r>
+        <w:rPr>
+          <w:rFonts w:ascii="Menlo" w:cs="Menlo" w:eastAsia="PingFang SC" w:hAnsi="Menlo"/>
+          <w:sz w:val="20"/>
+          <w:szCs w:val="20"/>
+        </w:rPr>
+        <w:t xml:space="preserve">src/teleop</w:t>
+      </w:r>
+      <w:r>
+        <w:t xml:space="preserve">）；手势、语音先在电脑的摄像头和麦克风上做，只向控制指令接口发指令；容器到货前用同尺寸纸盒；测试用日志回放和失败注入，不占机械臂。</w:t>
+      </w:r>
+    </w:p>
+    <w:p>
+      <w:pPr>
+        <w:pStyle w:val="ListParagraph"/>
+        <w:numPr>
+          <w:ilvl w:val="0"/>
+          <w:numId w:val="3"/>
+        </w:numPr>
+        <w:spacing w:after="60" w:line="320"/>
+      </w:pPr>
+      <w:r>
+        <w:rPr>
+          <w:b/>
+          <w:bCs/>
+        </w:rPr>
+        <w:t xml:space="preserve">实机时间按清单轮流</w:t>
+      </w:r>
+      <w:r>
+        <w:t xml:space="preserve">。每周实机前一天各人提交要上机验证的条目，当周持有机械臂的人按清单执行，其余人不等机械臂。</w:t>
+      </w:r>
+    </w:p>
+    <w:p>
+      <w:pPr>
+        <w:pStyle w:val="ListParagraph"/>
+        <w:numPr>
+          <w:ilvl w:val="0"/>
+          <w:numId w:val="3"/>
+        </w:numPr>
+        <w:spacing w:after="60" w:line="320"/>
+      </w:pPr>
+      <w:r>
+        <w:rPr>
+          <w:b/>
+          <w:bCs/>
+        </w:rPr>
+        <w:t xml:space="preserve">功能做完就验，不攒到最后</w:t>
+      </w:r>
+      <w:r>
+        <w:t xml:space="preserve">。见下方“滚动验收”。</w:t>
+      </w:r>
+    </w:p>
+    <w:p>
+      <w:pPr>
+        <w:spacing w:after="70"/>
+      </w:pPr>
+    </w:p>
+    <w:p>
+      <w:pPr>
+        <w:pStyle w:val="Heading2"/>
+        <w:keepNext/>
+      </w:pPr>
+      <w:r>
+        <w:t xml:space="preserve">四条线的阶段安排</w:t>
+      </w:r>
+    </w:p>
+    <w:tbl>
+      <w:tblPr>
+        <w:tblW w:type="dxa" w:w="9638"/>
+        <w:tblBorders>
+          <w:top w:val="single" w:color="auto" w:sz="4"/>
+          <w:left w:val="single" w:color="auto" w:sz="4"/>
+          <w:bottom w:val="single" w:color="auto" w:sz="4"/>
+          <w:right w:val="single" w:color="auto" w:sz="4"/>
+          <w:insideH w:val="single" w:color="auto" w:sz="4"/>
+          <w:insideV w:val="single" w:color="auto" w:sz="4"/>
+        </w:tblBorders>
+      </w:tblPr>
+      <w:tblGrid>
+        <w:gridCol w:w="1606"/>
+        <w:gridCol w:w="1606"/>
+        <w:gridCol w:w="1606"/>
+        <w:gridCol w:w="1606"/>
+        <w:gridCol w:w="1606"/>
+        <w:gridCol w:w="1608"/>
+      </w:tblGrid>
+      <w:tr>
+        <w:trPr>
+          <w:cantSplit/>
+          <w:tblHeader/>
+        </w:trPr>
+        <w:tc>
+          <w:tcPr>
+            <w:tcW w:type="dxa" w:w="1606"/>
+            <w:tcBorders>
+              <w:top w:val="single" w:color="B5B5B5" w:sz="4"/>
+              <w:left w:val="single" w:color="B5B5B5" w:sz="4"/>
+              <w:bottom w:val="single" w:color="B5B5B5" w:sz="4"/>
+              <w:right w:val="single" w:color="B5B5B5" w:sz="4"/>
+            </w:tcBorders>
+            <w:shd w:fill="EDEFF2" w:color="auto" w:val="clear"/>
+            <w:tcMar>
+              <w:top w:type="dxa" w:w="50"/>
+              <w:left w:type="dxa" w:w="90"/>
+              <w:bottom w:type="dxa" w:w="50"/>
+              <w:right w:type="dxa" w:w="90"/>
+            </w:tcMar>
+          </w:tcPr>
+          <w:p>
+            <w:pPr>
+              <w:spacing w:after="0" w:line="264"/>
+            </w:pPr>
+            <w:r>
+              <w:rPr>
+                <w:b/>
+                <w:bCs/>
+                <w:sz w:val="18"/>
+                <w:szCs w:val="18"/>
+              </w:rPr>
+              <w:t xml:space="preserve">阶段</w:t>
+            </w:r>
+          </w:p>
+        </w:tc>
+        <w:tc>
+          <w:tcPr>
+            <w:tcW w:type="dxa" w:w="1606"/>
+            <w:tcBorders>
+              <w:top w:val="single" w:color="B5B5B5" w:sz="4"/>
+              <w:left w:val="single" w:color="B5B5B5" w:sz="4"/>
+              <w:bottom w:val="single" w:color="B5B5B5" w:sz="4"/>
+              <w:right w:val="single" w:color="B5B5B5" w:sz="4"/>
+            </w:tcBorders>
+            <w:shd w:fill="EDEFF2" w:color="auto" w:val="clear"/>
+            <w:tcMar>
+              <w:top w:type="dxa" w:w="50"/>
+              <w:left w:type="dxa" w:w="90"/>
+              <w:bottom w:type="dxa" w:w="50"/>
+              <w:right w:type="dxa" w:w="90"/>
+            </w:tcMar>
+          </w:tcPr>
+          <w:p>
+            <w:pPr>
+              <w:spacing w:after="0" w:line="264"/>
+            </w:pPr>
+            <w:r>
+              <w:rPr>
+                <w:b/>
+                <w:bCs/>
+                <w:sz w:val="18"/>
+                <w:szCs w:val="18"/>
+              </w:rPr>
+              <w:t xml:space="preserve">A 感知与执行</w:t>
+            </w:r>
+          </w:p>
+        </w:tc>
+        <w:tc>
+          <w:tcPr>
+            <w:tcW w:type="dxa" w:w="1606"/>
+            <w:tcBorders>
+              <w:top w:val="single" w:color="B5B5B5" w:sz="4"/>
+              <w:left w:val="single" w:color="B5B5B5" w:sz="4"/>
+              <w:bottom w:val="single" w:color="B5B5B5" w:sz="4"/>
+              <w:right w:val="single" w:color="B5B5B5" w:sz="4"/>
+            </w:tcBorders>
+            <w:shd w:fill="EDEFF2" w:color="auto" w:val="clear"/>
+            <w:tcMar>
+              <w:top w:type="dxa" w:w="50"/>
+              <w:left w:type="dxa" w:w="90"/>
+              <w:bottom w:type="dxa" w:w="50"/>
+              <w:right w:type="dxa" w:w="90"/>
+            </w:tcMar>
+          </w:tcPr>
+          <w:p>
+            <w:pPr>
+              <w:spacing w:after="0" w:line="264"/>
+            </w:pPr>
+            <w:r>
+              <w:rPr>
+                <w:b/>
+                <w:bCs/>
+                <w:sz w:val="18"/>
+                <w:szCs w:val="18"/>
+              </w:rPr>
+              <w:t xml:space="preserve">B Web 前端</w:t>
+            </w:r>
+          </w:p>
+        </w:tc>
+        <w:tc>
+          <w:tcPr>
+            <w:tcW w:type="dxa" w:w="1606"/>
+            <w:tcBorders>
+              <w:top w:val="single" w:color="B5B5B5" w:sz="4"/>
+              <w:left w:val="single" w:color="B5B5B5" w:sz="4"/>
+              <w:bottom w:val="single" w:color="B5B5B5" w:sz="4"/>
+              <w:right w:val="single" w:color="B5B5B5" w:sz="4"/>
+            </w:tcBorders>
+            <w:shd w:fill="EDEFF2" w:color="auto" w:val="clear"/>
+            <w:tcMar>
+              <w:top w:type="dxa" w:w="50"/>
+              <w:left w:type="dxa" w:w="90"/>
+              <w:bottom w:type="dxa" w:w="50"/>
+              <w:right w:type="dxa" w:w="90"/>
+            </w:tcMar>
+          </w:tcPr>
+          <w:p>
+            <w:pPr>
+              <w:spacing w:after="0" w:line="264"/>
+            </w:pPr>
+            <w:r>
+              <w:rPr>
+                <w:b/>
+                <w:bCs/>
+                <w:sz w:val="18"/>
+                <w:szCs w:val="18"/>
+              </w:rPr>
+              <w:t xml:space="preserve">C 硬件与交互</w:t>
+            </w:r>
+          </w:p>
+        </w:tc>
+        <w:tc>
+          <w:tcPr>
+            <w:tcW w:type="dxa" w:w="1606"/>
+            <w:tcBorders>
+              <w:top w:val="single" w:color="B5B5B5" w:sz="4"/>
+              <w:left w:val="single" w:color="B5B5B5" w:sz="4"/>
+              <w:bottom w:val="single" w:color="B5B5B5" w:sz="4"/>
+              <w:right w:val="single" w:color="B5B5B5" w:sz="4"/>
+            </w:tcBorders>
+            <w:shd w:fill="EDEFF2" w:color="auto" w:val="clear"/>
+            <w:tcMar>
+              <w:top w:type="dxa" w:w="50"/>
+              <w:left w:type="dxa" w:w="90"/>
+              <w:bottom w:type="dxa" w:w="50"/>
+              <w:right w:type="dxa" w:w="90"/>
+            </w:tcMar>
+          </w:tcPr>
+          <w:p>
+            <w:pPr>
+              <w:spacing w:after="0" w:line="264"/>
+            </w:pPr>
+            <w:r>
+              <w:rPr>
+                <w:b/>
+                <w:bCs/>
+                <w:sz w:val="18"/>
+                <w:szCs w:val="18"/>
+              </w:rPr>
+              <w:t xml:space="preserve">D 测试与文档</w:t>
+            </w:r>
+          </w:p>
+        </w:tc>
+        <w:tc>
+          <w:tcPr>
+            <w:tcW w:type="dxa" w:w="1608"/>
+            <w:tcBorders>
+              <w:top w:val="single" w:color="B5B5B5" w:sz="4"/>
+              <w:left w:val="single" w:color="B5B5B5" w:sz="4"/>
+              <w:bottom w:val="single" w:color="B5B5B5" w:sz="4"/>
+              <w:right w:val="single" w:color="B5B5B5" w:sz="4"/>
+            </w:tcBorders>
+            <w:shd w:fill="EDEFF2" w:color="auto" w:val="clear"/>
+            <w:tcMar>
+              <w:top w:type="dxa" w:w="50"/>
+              <w:left w:type="dxa" w:w="90"/>
+              <w:bottom w:type="dxa" w:w="50"/>
+              <w:right w:type="dxa" w:w="90"/>
+            </w:tcMar>
+          </w:tcPr>
+          <w:p>
+            <w:pPr>
+              <w:spacing w:after="0" w:line="264"/>
+            </w:pPr>
+            <w:r>
+              <w:rPr>
+                <w:b/>
+                <w:bCs/>
+                <w:sz w:val="18"/>
+                <w:szCs w:val="18"/>
+              </w:rPr>
+              <w:t xml:space="preserve">阶段末验收点</w:t>
+            </w:r>
+          </w:p>
+        </w:tc>
+      </w:tr>
+      <w:tr>
+        <w:trPr>
+          <w:cantSplit/>
+        </w:trPr>
+        <w:tc>
+          <w:tcPr>
+            <w:tcW w:type="dxa" w:w="1606"/>
+            <w:tcBorders>
+              <w:top w:val="single" w:color="B5B5B5" w:sz="4"/>
+              <w:left w:val="single" w:color="B5B5B5" w:sz="4"/>
+              <w:bottom w:val="single" w:color="B5B5B5" w:sz="4"/>
+              <w:right w:val="single" w:color="B5B5B5" w:sz="4"/>
+            </w:tcBorders>
+            <w:tcMar>
+              <w:top w:type="dxa" w:w="50"/>
+              <w:left w:type="dxa" w:w="90"/>
+              <w:bottom w:type="dxa" w:w="50"/>
+              <w:right w:type="dxa" w:w="90"/>
+            </w:tcMar>
+          </w:tcPr>
+          <w:p>
+            <w:pPr>
+              <w:spacing w:after="0" w:line="264"/>
+            </w:pPr>
+            <w:r>
+              <w:rPr>
+                <w:b/>
+                <w:bCs/>
+                <w:sz w:val="18"/>
+                <w:szCs w:val="18"/>
+              </w:rPr>
+              <w:t xml:space="preserve">一 离线并行</w:t>
+            </w:r>
+            <w:r>
+              <w:rPr>
+                <w:sz w:val="18"/>
+                <w:szCs w:val="18"/>
+              </w:rPr>
+              <w:t xml:space="preserve">（第 6–7 周，10.10–10.23）</w:t>
+            </w:r>
+          </w:p>
+        </w:tc>
+        <w:tc>
+          <w:tcPr>
+            <w:tcW w:type="dxa" w:w="1606"/>
+            <w:tcBorders>
+              <w:top w:val="single" w:color="B5B5B5" w:sz="4"/>
+              <w:left w:val="single" w:color="B5B5B5" w:sz="4"/>
+              <w:bottom w:val="single" w:color="B5B5B5" w:sz="4"/>
+              <w:right w:val="single" w:color="B5B5B5" w:sz="4"/>
+            </w:tcBorders>
+            <w:tcMar>
+              <w:top w:type="dxa" w:w="50"/>
+              <w:left w:type="dxa" w:w="90"/>
+              <w:bottom w:type="dxa" w:w="50"/>
+              <w:right w:type="dxa" w:w="90"/>
+            </w:tcMar>
+          </w:tcPr>
+          <w:p>
+            <w:pPr>
+              <w:spacing w:after="0" w:line="264"/>
+            </w:pPr>
+            <w:r>
+              <w:rPr>
+                <w:sz w:val="18"/>
+                <w:szCs w:val="18"/>
+              </w:rPr>
+              <w:t xml:space="preserve">连续 10 轮成功率基线；控制指令的执行侧处理与限位校验；导出一批标准日志给 B、D</w:t>
+            </w:r>
+          </w:p>
+        </w:tc>
+        <w:tc>
+          <w:tcPr>
+            <w:tcW w:type="dxa" w:w="1606"/>
+            <w:tcBorders>
+              <w:top w:val="single" w:color="B5B5B5" w:sz="4"/>
+              <w:left w:val="single" w:color="B5B5B5" w:sz="4"/>
+              <w:bottom w:val="single" w:color="B5B5B5" w:sz="4"/>
+              <w:right w:val="single" w:color="B5B5B5" w:sz="4"/>
+            </w:tcBorders>
+            <w:tcMar>
+              <w:top w:type="dxa" w:w="50"/>
+              <w:left w:type="dxa" w:w="90"/>
+              <w:bottom w:type="dxa" w:w="50"/>
+              <w:right w:type="dxa" w:w="90"/>
+            </w:tcMar>
+          </w:tcPr>
+          <w:p>
+            <w:pPr>
+              <w:spacing w:after="0" w:line="264"/>
+            </w:pPr>
+            <w:r>
+              <w:rPr>
+                <w:sz w:val="18"/>
+                <w:szCs w:val="18"/>
+              </w:rPr>
+              <w:t xml:space="preserve">日志的 4 个页面（回放日志）；控制面板与模式切换（接离线模拟）；记录导出</w:t>
+            </w:r>
+          </w:p>
+        </w:tc>
+        <w:tc>
+          <w:tcPr>
+            <w:tcW w:type="dxa" w:w="1606"/>
+            <w:tcBorders>
+              <w:top w:val="single" w:color="B5B5B5" w:sz="4"/>
+              <w:left w:val="single" w:color="B5B5B5" w:sz="4"/>
+              <w:bottom w:val="single" w:color="B5B5B5" w:sz="4"/>
+              <w:right w:val="single" w:color="B5B5B5" w:sz="4"/>
+            </w:tcBorders>
+            <w:tcMar>
+              <w:top w:type="dxa" w:w="50"/>
+              <w:left w:type="dxa" w:w="90"/>
+              <w:bottom w:type="dxa" w:w="50"/>
+              <w:right w:type="dxa" w:w="90"/>
+            </w:tcMar>
+          </w:tcPr>
+          <w:p>
+            <w:pPr>
+              <w:spacing w:after="0" w:line="264"/>
+            </w:pPr>
+            <w:r>
+              <w:rPr>
+                <w:sz w:val="18"/>
+                <w:szCs w:val="18"/>
+              </w:rPr>
+              <w:t xml:space="preserve">容器选型下单；板卡时区校正；灯色、按键、音频硬件实测；手势识别在电脑摄像头上出原型</w:t>
+            </w:r>
+          </w:p>
+        </w:tc>
+        <w:tc>
+          <w:tcPr>
+            <w:tcW w:type="dxa" w:w="1606"/>
+            <w:tcBorders>
+              <w:top w:val="single" w:color="B5B5B5" w:sz="4"/>
+              <w:left w:val="single" w:color="B5B5B5" w:sz="4"/>
+              <w:bottom w:val="single" w:color="B5B5B5" w:sz="4"/>
+              <w:right w:val="single" w:color="B5B5B5" w:sz="4"/>
+            </w:tcBorders>
+            <w:tcMar>
+              <w:top w:type="dxa" w:w="50"/>
+              <w:left w:type="dxa" w:w="90"/>
+              <w:bottom w:type="dxa" w:w="50"/>
+              <w:right w:type="dxa" w:w="90"/>
+            </w:tcMar>
+          </w:tcPr>
+          <w:p>
+            <w:pPr>
+              <w:spacing w:after="0" w:line="264"/>
+            </w:pPr>
+            <w:r>
+              <w:rPr>
+                <w:sz w:val="18"/>
+                <w:szCs w:val="18"/>
+              </w:rPr>
+              <w:t xml:space="preserve">每项功能一页验收用例；日志回放与失败注入工具；Git 规范；B4 量化方案</w:t>
+            </w:r>
+          </w:p>
+        </w:tc>
+        <w:tc>
+          <w:tcPr>
+            <w:tcW w:type="dxa" w:w="1608"/>
+            <w:tcBorders>
+              <w:top w:val="single" w:color="B5B5B5" w:sz="4"/>
+              <w:left w:val="single" w:color="B5B5B5" w:sz="4"/>
+              <w:bottom w:val="single" w:color="B5B5B5" w:sz="4"/>
+              <w:right w:val="single" w:color="B5B5B5" w:sz="4"/>
+            </w:tcBorders>
+            <w:tcMar>
+              <w:top w:type="dxa" w:w="50"/>
+              <w:left w:type="dxa" w:w="90"/>
+              <w:bottom w:type="dxa" w:w="50"/>
+              <w:right w:type="dxa" w:w="90"/>
+            </w:tcMar>
+          </w:tcPr>
+          <w:p>
+            <w:pPr>
+              <w:spacing w:after="0" w:line="264"/>
+            </w:pPr>
+            <w:r>
+              <w:rPr>
+                <w:b/>
+                <w:bCs/>
+                <w:sz w:val="18"/>
+                <w:szCs w:val="18"/>
+              </w:rPr>
+              <w:t xml:space="preserve">10.23</w:t>
+            </w:r>
+            <w:r>
+              <w:rPr>
+                <w:sz w:val="18"/>
+                <w:szCs w:val="18"/>
+              </w:rPr>
+              <w:t xml:space="preserve">：接口定稿；网页回放条数一致、延迟 ≤ 1 s；成功率基线数字</w:t>
+            </w:r>
+          </w:p>
+        </w:tc>
+      </w:tr>
+      <w:tr>
+        <w:trPr>
+          <w:cantSplit/>
+        </w:trPr>
+        <w:tc>
+          <w:tcPr>
+            <w:tcW w:type="dxa" w:w="1606"/>
+            <w:tcBorders>
+              <w:top w:val="single" w:color="B5B5B5" w:sz="4"/>
+              <w:left w:val="single" w:color="B5B5B5" w:sz="4"/>
+              <w:bottom w:val="single" w:color="B5B5B5" w:sz="4"/>
+              <w:right w:val="single" w:color="B5B5B5" w:sz="4"/>
+            </w:tcBorders>
+            <w:tcMar>
+              <w:top w:type="dxa" w:w="50"/>
+              <w:left w:type="dxa" w:w="90"/>
+              <w:bottom w:type="dxa" w:w="50"/>
+              <w:right w:type="dxa" w:w="90"/>
+            </w:tcMar>
+          </w:tcPr>
+          <w:p>
+            <w:pPr>
+              <w:spacing w:after="0" w:line="264"/>
+            </w:pPr>
+            <w:r>
+              <w:rPr>
+                <w:b/>
+                <w:bCs/>
+                <w:sz w:val="18"/>
+                <w:szCs w:val="18"/>
+              </w:rPr>
+              <w:t xml:space="preserve">二 接实机</w:t>
+            </w:r>
+            <w:r>
+              <w:rPr>
+                <w:sz w:val="18"/>
+                <w:szCs w:val="18"/>
+              </w:rPr>
+              <w:t xml:space="preserve">（第 8–9 周，10.24–11.6）</w:t>
+            </w:r>
+          </w:p>
+        </w:tc>
+        <w:tc>
+          <w:tcPr>
+            <w:tcW w:type="dxa" w:w="1606"/>
+            <w:tcBorders>
+              <w:top w:val="single" w:color="B5B5B5" w:sz="4"/>
+              <w:left w:val="single" w:color="B5B5B5" w:sz="4"/>
+              <w:bottom w:val="single" w:color="B5B5B5" w:sz="4"/>
+              <w:right w:val="single" w:color="B5B5B5" w:sz="4"/>
+            </w:tcBorders>
+            <w:tcMar>
+              <w:top w:type="dxa" w:w="50"/>
+              <w:left w:type="dxa" w:w="90"/>
+              <w:bottom w:type="dxa" w:w="50"/>
+              <w:right w:type="dxa" w:w="90"/>
+            </w:tcMar>
+          </w:tcPr>
+          <w:p>
+            <w:pPr>
+              <w:spacing w:after="0" w:line="264"/>
+            </w:pPr>
+            <w:r>
+              <w:rPr>
+                <w:sz w:val="18"/>
+                <w:szCs w:val="18"/>
+              </w:rPr>
+              <w:t xml:space="preserve">投筐动作与松手高度（先纸盒后真筐）；E5 就近优先；E6 未知物体判定</w:t>
+            </w:r>
+          </w:p>
+        </w:tc>
+        <w:tc>
+          <w:tcPr>
+            <w:tcW w:type="dxa" w:w="1606"/>
+            <w:tcBorders>
+              <w:top w:val="single" w:color="B5B5B5" w:sz="4"/>
+              <w:left w:val="single" w:color="B5B5B5" w:sz="4"/>
+              <w:bottom w:val="single" w:color="B5B5B5" w:sz="4"/>
+              <w:right w:val="single" w:color="B5B5B5" w:sz="4"/>
+            </w:tcBorders>
+            <w:tcMar>
+              <w:top w:type="dxa" w:w="50"/>
+              <w:left w:type="dxa" w:w="90"/>
+              <w:bottom w:type="dxa" w:w="50"/>
+              <w:right w:type="dxa" w:w="90"/>
+            </w:tcMar>
+          </w:tcPr>
+          <w:p>
+            <w:pPr>
+              <w:spacing w:after="0" w:line="264"/>
+            </w:pPr>
+            <w:r>
+              <w:rPr>
+                <w:sz w:val="18"/>
+                <w:szCs w:val="18"/>
+              </w:rPr>
+              <w:t xml:space="preserve">控制面板驱动真实机械臂；告警页与图片存档；异常日志页；手机端页面骨架</w:t>
+            </w:r>
+          </w:p>
+        </w:tc>
+        <w:tc>
+          <w:tcPr>
+            <w:tcW w:type="dxa" w:w="1606"/>
+            <w:tcBorders>
+              <w:top w:val="single" w:color="B5B5B5" w:sz="4"/>
+              <w:left w:val="single" w:color="B5B5B5" w:sz="4"/>
+              <w:bottom w:val="single" w:color="B5B5B5" w:sz="4"/>
+              <w:right w:val="single" w:color="B5B5B5" w:sz="4"/>
+            </w:tcBorders>
+            <w:tcMar>
+              <w:top w:type="dxa" w:w="50"/>
+              <w:left w:type="dxa" w:w="90"/>
+              <w:bottom w:type="dxa" w:w="50"/>
+              <w:right w:type="dxa" w:w="90"/>
+            </w:tcMar>
+          </w:tcPr>
+          <w:p>
+            <w:pPr>
+              <w:spacing w:after="0" w:line="264"/>
+            </w:pPr>
+            <w:r>
+              <w:rPr>
+                <w:sz w:val="18"/>
+                <w:szCs w:val="18"/>
+              </w:rPr>
+              <w:t xml:space="preserve">容器固定、位置标定、进禁入区模型；W5 声光；W6 堵转保护；语音指令原型（电脑收音）</w:t>
+            </w:r>
+          </w:p>
+        </w:tc>
+        <w:tc>
+          <w:tcPr>
+            <w:tcW w:type="dxa" w:w="1606"/>
+            <w:tcBorders>
+              <w:top w:val="single" w:color="B5B5B5" w:sz="4"/>
+              <w:left w:val="single" w:color="B5B5B5" w:sz="4"/>
+              <w:bottom w:val="single" w:color="B5B5B5" w:sz="4"/>
+              <w:right w:val="single" w:color="B5B5B5" w:sz="4"/>
+            </w:tcBorders>
+            <w:tcMar>
+              <w:top w:type="dxa" w:w="50"/>
+              <w:left w:type="dxa" w:w="90"/>
+              <w:bottom w:type="dxa" w:w="50"/>
+              <w:right w:type="dxa" w:w="90"/>
+            </w:tcMar>
+          </w:tcPr>
+          <w:p>
+            <w:pPr>
+              <w:spacing w:after="0" w:line="264"/>
+            </w:pPr>
+            <w:r>
+              <w:rPr>
+                <w:sz w:val="18"/>
+                <w:szCs w:val="18"/>
+              </w:rPr>
+              <w:t xml:space="preserve">B4 量化（连续 10 轮、响应、四类覆盖）；必做 5 项逐项验收；中期演示脚本</w:t>
+            </w:r>
+          </w:p>
+        </w:tc>
+        <w:tc>
+          <w:tcPr>
+            <w:tcW w:type="dxa" w:w="1608"/>
+            <w:tcBorders>
+              <w:top w:val="single" w:color="B5B5B5" w:sz="4"/>
+              <w:left w:val="single" w:color="B5B5B5" w:sz="4"/>
+              <w:bottom w:val="single" w:color="B5B5B5" w:sz="4"/>
+              <w:right w:val="single" w:color="B5B5B5" w:sz="4"/>
+            </w:tcBorders>
+            <w:tcMar>
+              <w:top w:type="dxa" w:w="50"/>
+              <w:left w:type="dxa" w:w="90"/>
+              <w:bottom w:type="dxa" w:w="50"/>
+              <w:right w:type="dxa" w:w="90"/>
+            </w:tcMar>
+          </w:tcPr>
+          <w:p>
+            <w:pPr>
+              <w:spacing w:after="0" w:line="264"/>
+            </w:pPr>
+            <w:r>
+              <w:rPr>
+                <w:b/>
+                <w:bCs/>
+                <w:sz w:val="18"/>
+                <w:szCs w:val="18"/>
+              </w:rPr>
+              <w:t xml:space="preserve">11.6</w:t>
+            </w:r>
+            <w:r>
+              <w:rPr>
+                <w:sz w:val="18"/>
+                <w:szCs w:val="18"/>
+              </w:rPr>
+              <w:t xml:space="preserve">：必做 5 项全部验收，结果入库</w:t>
+            </w:r>
+          </w:p>
+        </w:tc>
+      </w:tr>
+      <w:tr>
+        <w:trPr>
+          <w:cantSplit/>
+        </w:trPr>
+        <w:tc>
+          <w:tcPr>
+            <w:tcW w:type="dxa" w:w="1606"/>
+            <w:tcBorders>
+              <w:top w:val="single" w:color="B5B5B5" w:sz="4"/>
+              <w:left w:val="single" w:color="B5B5B5" w:sz="4"/>
+              <w:bottom w:val="single" w:color="B5B5B5" w:sz="4"/>
+              <w:right w:val="single" w:color="B5B5B5" w:sz="4"/>
+            </w:tcBorders>
+            <w:tcMar>
+              <w:top w:type="dxa" w:w="50"/>
+              <w:left w:type="dxa" w:w="90"/>
+              <w:bottom w:type="dxa" w:w="50"/>
+              <w:right w:type="dxa" w:w="90"/>
+            </w:tcMar>
+          </w:tcPr>
+          <w:p>
+            <w:pPr>
+              <w:spacing w:after="0" w:line="264"/>
+            </w:pPr>
+            <w:r>
+              <w:rPr>
+                <w:b/>
+                <w:bCs/>
+                <w:sz w:val="18"/>
+                <w:szCs w:val="18"/>
+              </w:rPr>
+              <w:t xml:space="preserve">中期展示</w:t>
+            </w:r>
+            <w:r>
+              <w:rPr>
+                <w:sz w:val="18"/>
+                <w:szCs w:val="18"/>
+              </w:rPr>
+              <w:t xml:space="preserve">（第 10 周，11.13）</w:t>
+            </w:r>
+          </w:p>
+        </w:tc>
+        <w:tc>
+          <w:tcPr>
+            <w:tcW w:type="dxa" w:w="1606"/>
+            <w:tcBorders>
+              <w:top w:val="single" w:color="B5B5B5" w:sz="4"/>
+              <w:left w:val="single" w:color="B5B5B5" w:sz="4"/>
+              <w:bottom w:val="single" w:color="B5B5B5" w:sz="4"/>
+              <w:right w:val="single" w:color="B5B5B5" w:sz="4"/>
+            </w:tcBorders>
+            <w:tcMar>
+              <w:top w:type="dxa" w:w="50"/>
+              <w:left w:type="dxa" w:w="90"/>
+              <w:bottom w:type="dxa" w:w="50"/>
+              <w:right w:type="dxa" w:w="90"/>
+            </w:tcMar>
+          </w:tcPr>
+          <w:p>
+            <w:pPr>
+              <w:spacing w:after="0" w:line="264"/>
+            </w:pPr>
+            <w:r>
+              <w:rPr>
+                <w:sz w:val="18"/>
+                <w:szCs w:val="18"/>
+              </w:rPr>
+              <w:t xml:space="preserve">现场跑一轮分拣到真实筐</w:t>
+            </w:r>
+          </w:p>
+        </w:tc>
+        <w:tc>
+          <w:tcPr>
+            <w:tcW w:type="dxa" w:w="1606"/>
+            <w:tcBorders>
+              <w:top w:val="single" w:color="B5B5B5" w:sz="4"/>
+              <w:left w:val="single" w:color="B5B5B5" w:sz="4"/>
+              <w:bottom w:val="single" w:color="B5B5B5" w:sz="4"/>
+              <w:right w:val="single" w:color="B5B5B5" w:sz="4"/>
+            </w:tcBorders>
+            <w:tcMar>
+              <w:top w:type="dxa" w:w="50"/>
+              <w:left w:type="dxa" w:w="90"/>
+              <w:bottom w:type="dxa" w:w="50"/>
+              <w:right w:type="dxa" w:w="90"/>
+            </w:tcMar>
+          </w:tcPr>
+          <w:p>
+            <w:pPr>
+              <w:spacing w:after="0" w:line="264"/>
+            </w:pPr>
+            <w:r>
+              <w:rPr>
+                <w:sz w:val="18"/>
+                <w:szCs w:val="18"/>
+              </w:rPr>
+              <w:t xml:space="preserve">现场展示日志与控制面板</w:t>
+            </w:r>
+          </w:p>
+        </w:tc>
+        <w:tc>
+          <w:tcPr>
+            <w:tcW w:type="dxa" w:w="1606"/>
+            <w:tcBorders>
+              <w:top w:val="single" w:color="B5B5B5" w:sz="4"/>
+              <w:left w:val="single" w:color="B5B5B5" w:sz="4"/>
+              <w:bottom w:val="single" w:color="B5B5B5" w:sz="4"/>
+              <w:right w:val="single" w:color="B5B5B5" w:sz="4"/>
+            </w:tcBorders>
+            <w:tcMar>
+              <w:top w:type="dxa" w:w="50"/>
+              <w:left w:type="dxa" w:w="90"/>
+              <w:bottom w:type="dxa" w:w="50"/>
+              <w:right w:type="dxa" w:w="90"/>
+            </w:tcMar>
+          </w:tcPr>
+          <w:p>
+            <w:pPr>
+              <w:spacing w:after="0" w:line="264"/>
+            </w:pPr>
+            <w:r>
+              <w:rPr>
+                <w:sz w:val="18"/>
+                <w:szCs w:val="18"/>
+              </w:rPr>
+              <w:t xml:space="preserve">容器、声光到位</w:t>
+            </w:r>
+          </w:p>
+        </w:tc>
+        <w:tc>
+          <w:tcPr>
+            <w:tcW w:type="dxa" w:w="1606"/>
+            <w:tcBorders>
+              <w:top w:val="single" w:color="B5B5B5" w:sz="4"/>
+              <w:left w:val="single" w:color="B5B5B5" w:sz="4"/>
+              <w:bottom w:val="single" w:color="B5B5B5" w:sz="4"/>
+              <w:right w:val="single" w:color="B5B5B5" w:sz="4"/>
+            </w:tcBorders>
+            <w:tcMar>
+              <w:top w:type="dxa" w:w="50"/>
+              <w:left w:type="dxa" w:w="90"/>
+              <w:bottom w:type="dxa" w:w="50"/>
+              <w:right w:type="dxa" w:w="90"/>
+            </w:tcMar>
+          </w:tcPr>
+          <w:p>
+            <w:pPr>
+              <w:spacing w:after="0" w:line="264"/>
+            </w:pPr>
+            <w:r>
+              <w:rPr>
+                <w:sz w:val="18"/>
+                <w:szCs w:val="18"/>
+              </w:rPr>
+              <w:t xml:space="preserve">主讲、计时、问答记录</w:t>
+            </w:r>
+          </w:p>
+        </w:tc>
+        <w:tc>
+          <w:tcPr>
+            <w:tcW w:type="dxa" w:w="1608"/>
+            <w:tcBorders>
+              <w:top w:val="single" w:color="B5B5B5" w:sz="4"/>
+              <w:left w:val="single" w:color="B5B5B5" w:sz="4"/>
+              <w:bottom w:val="single" w:color="B5B5B5" w:sz="4"/>
+              <w:right w:val="single" w:color="B5B5B5" w:sz="4"/>
+            </w:tcBorders>
+            <w:tcMar>
+              <w:top w:type="dxa" w:w="50"/>
+              <w:left w:type="dxa" w:w="90"/>
+              <w:bottom w:type="dxa" w:w="50"/>
+              <w:right w:type="dxa" w:w="90"/>
+            </w:tcMar>
+          </w:tcPr>
+          <w:p>
+            <w:pPr>
+              <w:spacing w:after="0" w:line="264"/>
+            </w:pPr>
+            <w:r>
+              <w:rPr>
+                <w:sz w:val="18"/>
+                <w:szCs w:val="18"/>
+              </w:rPr>
+              <w:t xml:space="preserve">—</w:t>
+            </w:r>
+          </w:p>
+        </w:tc>
+      </w:tr>
+      <w:tr>
+        <w:trPr>
+          <w:cantSplit/>
+        </w:trPr>
+        <w:tc>
+          <w:tcPr>
+            <w:tcW w:type="dxa" w:w="1606"/>
+            <w:tcBorders>
+              <w:top w:val="single" w:color="B5B5B5" w:sz="4"/>
+              <w:left w:val="single" w:color="B5B5B5" w:sz="4"/>
+              <w:bottom w:val="single" w:color="B5B5B5" w:sz="4"/>
+              <w:right w:val="single" w:color="B5B5B5" w:sz="4"/>
+            </w:tcBorders>
+            <w:tcMar>
+              <w:top w:type="dxa" w:w="50"/>
+              <w:left w:type="dxa" w:w="90"/>
+              <w:bottom w:type="dxa" w:w="50"/>
+              <w:right w:type="dxa" w:w="90"/>
+            </w:tcMar>
+          </w:tcPr>
+          <w:p>
+            <w:pPr>
+              <w:spacing w:after="0" w:line="264"/>
+            </w:pPr>
+            <w:r>
+              <w:rPr>
+                <w:b/>
+                <w:bCs/>
+                <w:sz w:val="18"/>
+                <w:szCs w:val="18"/>
+              </w:rPr>
+              <w:t xml:space="preserve">三 扩展与集成</w:t>
+            </w:r>
+            <w:r>
+              <w:rPr>
+                <w:sz w:val="18"/>
+                <w:szCs w:val="18"/>
+              </w:rPr>
+              <w:t xml:space="preserve">（第 11–12 周，11.14–11.27）</w:t>
+            </w:r>
+          </w:p>
+        </w:tc>
+        <w:tc>
+          <w:tcPr>
+            <w:tcW w:type="dxa" w:w="1606"/>
+            <w:tcBorders>
+              <w:top w:val="single" w:color="B5B5B5" w:sz="4"/>
+              <w:left w:val="single" w:color="B5B5B5" w:sz="4"/>
+              <w:bottom w:val="single" w:color="B5B5B5" w:sz="4"/>
+              <w:right w:val="single" w:color="B5B5B5" w:sz="4"/>
+            </w:tcBorders>
+            <w:tcMar>
+              <w:top w:type="dxa" w:w="50"/>
+              <w:left w:type="dxa" w:w="90"/>
+              <w:bottom w:type="dxa" w:w="50"/>
+              <w:right w:type="dxa" w:w="90"/>
+            </w:tcMar>
+          </w:tcPr>
+          <w:p>
+            <w:pPr>
+              <w:spacing w:after="0" w:line="264"/>
+            </w:pPr>
+            <w:r>
+              <w:rPr>
+                <w:sz w:val="18"/>
+                <w:szCs w:val="18"/>
+              </w:rPr>
+              <w:t xml:space="preserve">近端带偏差处理（抓前探测或收缩工作区）；配合集成测试修缺陷</w:t>
+            </w:r>
+          </w:p>
+        </w:tc>
+        <w:tc>
+          <w:tcPr>
+            <w:tcW w:type="dxa" w:w="1606"/>
+            <w:tcBorders>
+              <w:top w:val="single" w:color="B5B5B5" w:sz="4"/>
+              <w:left w:val="single" w:color="B5B5B5" w:sz="4"/>
+              <w:bottom w:val="single" w:color="B5B5B5" w:sz="4"/>
+              <w:right w:val="single" w:color="B5B5B5" w:sz="4"/>
+            </w:tcBorders>
+            <w:tcMar>
+              <w:top w:type="dxa" w:w="50"/>
+              <w:left w:type="dxa" w:w="90"/>
+              <w:bottom w:type="dxa" w:w="50"/>
+              <w:right w:type="dxa" w:w="90"/>
+            </w:tcMar>
+          </w:tcPr>
+          <w:p>
+            <w:pPr>
+              <w:spacing w:after="0" w:line="264"/>
+            </w:pPr>
+            <w:r>
+              <w:rPr>
+                <w:sz w:val="18"/>
+                <w:szCs w:val="18"/>
+              </w:rPr>
+              <w:t xml:space="preserve">W4 定时启动；E3 溢满提示与解锁；E8 手机端完成</w:t>
+            </w:r>
+          </w:p>
+        </w:tc>
+        <w:tc>
+          <w:tcPr>
+            <w:tcW w:type="dxa" w:w="1606"/>
+            <w:tcBorders>
+              <w:top w:val="single" w:color="B5B5B5" w:sz="4"/>
+              <w:left w:val="single" w:color="B5B5B5" w:sz="4"/>
+              <w:bottom w:val="single" w:color="B5B5B5" w:sz="4"/>
+              <w:right w:val="single" w:color="B5B5B5" w:sz="4"/>
+            </w:tcBorders>
+            <w:tcMar>
+              <w:top w:type="dxa" w:w="50"/>
+              <w:left w:type="dxa" w:w="90"/>
+              <w:bottom w:type="dxa" w:w="50"/>
+              <w:right w:type="dxa" w:w="90"/>
+            </w:tcMar>
+          </w:tcPr>
+          <w:p>
+            <w:pPr>
+              <w:spacing w:after="0" w:line="264"/>
+            </w:pPr>
+            <w:r>
+              <w:rPr>
+                <w:sz w:val="18"/>
+                <w:szCs w:val="18"/>
+              </w:rPr>
+              <w:t xml:space="preserve">E3 溢满判定；E1 手势表情接入实机；E7 语音接入实机</w:t>
+            </w:r>
+          </w:p>
+        </w:tc>
+        <w:tc>
+          <w:tcPr>
+            <w:tcW w:type="dxa" w:w="1606"/>
+            <w:tcBorders>
+              <w:top w:val="single" w:color="B5B5B5" w:sz="4"/>
+              <w:left w:val="single" w:color="B5B5B5" w:sz="4"/>
+              <w:bottom w:val="single" w:color="B5B5B5" w:sz="4"/>
+              <w:right w:val="single" w:color="B5B5B5" w:sz="4"/>
+            </w:tcBorders>
+            <w:tcMar>
+              <w:top w:type="dxa" w:w="50"/>
+              <w:left w:type="dxa" w:w="90"/>
+              <w:bottom w:type="dxa" w:w="50"/>
+              <w:right w:type="dxa" w:w="90"/>
+            </w:tcMar>
+          </w:tcPr>
+          <w:p>
+            <w:pPr>
+              <w:spacing w:after="0" w:line="264"/>
+            </w:pPr>
+            <w:r>
+              <w:rPr>
+                <w:sz w:val="18"/>
+                <w:szCs w:val="18"/>
+              </w:rPr>
+              <w:t xml:space="preserve">集成测试、系统测试；验收阶段二交付的 E5、E6、W5、W6 与 B 的 W1–W3</w:t>
+            </w:r>
+          </w:p>
+        </w:tc>
+        <w:tc>
+          <w:tcPr>
+            <w:tcW w:type="dxa" w:w="1608"/>
+            <w:tcBorders>
+              <w:top w:val="single" w:color="B5B5B5" w:sz="4"/>
+              <w:left w:val="single" w:color="B5B5B5" w:sz="4"/>
+              <w:bottom w:val="single" w:color="B5B5B5" w:sz="4"/>
+              <w:right w:val="single" w:color="B5B5B5" w:sz="4"/>
+            </w:tcBorders>
+            <w:tcMar>
+              <w:top w:type="dxa" w:w="50"/>
+              <w:left w:type="dxa" w:w="90"/>
+              <w:bottom w:type="dxa" w:w="50"/>
+              <w:right w:type="dxa" w:w="90"/>
+            </w:tcMar>
+          </w:tcPr>
+          <w:p>
+            <w:pPr>
+              <w:spacing w:after="0" w:line="264"/>
+            </w:pPr>
+            <w:r>
+              <w:rPr>
+                <w:b/>
+                <w:bCs/>
+                <w:sz w:val="18"/>
+                <w:szCs w:val="18"/>
+              </w:rPr>
+              <w:t xml:space="preserve">11.27</w:t>
+            </w:r>
+            <w:r>
+              <w:rPr>
+                <w:sz w:val="18"/>
+                <w:szCs w:val="18"/>
+              </w:rPr>
+              <w:t xml:space="preserve">：集成与系统测试报告；上述 7 项验收</w:t>
+            </w:r>
+          </w:p>
+        </w:tc>
+      </w:tr>
+      <w:tr>
+        <w:trPr>
+          <w:cantSplit/>
+        </w:trPr>
+        <w:tc>
+          <w:tcPr>
+            <w:tcW w:type="dxa" w:w="1606"/>
+            <w:tcBorders>
+              <w:top w:val="single" w:color="B5B5B5" w:sz="4"/>
+              <w:left w:val="single" w:color="B5B5B5" w:sz="4"/>
+              <w:bottom w:val="single" w:color="B5B5B5" w:sz="4"/>
+              <w:right w:val="single" w:color="B5B5B5" w:sz="4"/>
+            </w:tcBorders>
+            <w:tcMar>
+              <w:top w:type="dxa" w:w="50"/>
+              <w:left w:type="dxa" w:w="90"/>
+              <w:bottom w:type="dxa" w:w="50"/>
+              <w:right w:type="dxa" w:w="90"/>
+            </w:tcMar>
+          </w:tcPr>
+          <w:p>
+            <w:pPr>
+              <w:spacing w:after="0" w:line="264"/>
+            </w:pPr>
+            <w:r>
+              <w:rPr>
+                <w:b/>
+                <w:bCs/>
+                <w:sz w:val="18"/>
+                <w:szCs w:val="18"/>
+              </w:rPr>
+              <w:t xml:space="preserve">四 性能与收尾</w:t>
+            </w:r>
+            <w:r>
+              <w:rPr>
+                <w:sz w:val="18"/>
+                <w:szCs w:val="18"/>
+              </w:rPr>
+              <w:t xml:space="preserve">（第 13–14 周，11.28–12.11）</w:t>
+            </w:r>
+          </w:p>
+        </w:tc>
+        <w:tc>
+          <w:tcPr>
+            <w:tcW w:type="dxa" w:w="1606"/>
+            <w:tcBorders>
+              <w:top w:val="single" w:color="B5B5B5" w:sz="4"/>
+              <w:left w:val="single" w:color="B5B5B5" w:sz="4"/>
+              <w:bottom w:val="single" w:color="B5B5B5" w:sz="4"/>
+              <w:right w:val="single" w:color="B5B5B5" w:sz="4"/>
+            </w:tcBorders>
+            <w:tcMar>
+              <w:top w:type="dxa" w:w="50"/>
+              <w:left w:type="dxa" w:w="90"/>
+              <w:bottom w:type="dxa" w:w="50"/>
+              <w:right w:type="dxa" w:w="90"/>
+            </w:tcMar>
+          </w:tcPr>
+          <w:p>
+            <w:pPr>
+              <w:spacing w:after="0" w:line="264"/>
+            </w:pPr>
+            <w:r>
+              <w:rPr>
+                <w:sz w:val="18"/>
+                <w:szCs w:val="18"/>
+              </w:rPr>
+              <w:t xml:space="preserve">周期与成功率的性能测试；光照试验；模型与标定冻结准备</w:t>
+            </w:r>
+          </w:p>
+        </w:tc>
+        <w:tc>
+          <w:tcPr>
+            <w:tcW w:type="dxa" w:w="1606"/>
+            <w:tcBorders>
+              <w:top w:val="single" w:color="B5B5B5" w:sz="4"/>
+              <w:left w:val="single" w:color="B5B5B5" w:sz="4"/>
+              <w:bottom w:val="single" w:color="B5B5B5" w:sz="4"/>
+              <w:right w:val="single" w:color="B5B5B5" w:sz="4"/>
+            </w:tcBorders>
+            <w:tcMar>
+              <w:top w:type="dxa" w:w="50"/>
+              <w:left w:type="dxa" w:w="90"/>
+              <w:bottom w:type="dxa" w:w="50"/>
+              <w:right w:type="dxa" w:w="90"/>
+            </w:tcMar>
+          </w:tcPr>
+          <w:p>
+            <w:pPr>
+              <w:spacing w:after="0" w:line="264"/>
+            </w:pPr>
+            <w:r>
+              <w:rPr>
+                <w:sz w:val="18"/>
+                <w:szCs w:val="18"/>
+              </w:rPr>
+              <w:t xml:space="preserve">延迟与多端一致性测试；界面收尾</w:t>
+            </w:r>
+          </w:p>
+        </w:tc>
+        <w:tc>
+          <w:tcPr>
+            <w:tcW w:type="dxa" w:w="1606"/>
+            <w:tcBorders>
+              <w:top w:val="single" w:color="B5B5B5" w:sz="4"/>
+              <w:left w:val="single" w:color="B5B5B5" w:sz="4"/>
+              <w:bottom w:val="single" w:color="B5B5B5" w:sz="4"/>
+              <w:right w:val="single" w:color="B5B5B5" w:sz="4"/>
+            </w:tcBorders>
+            <w:tcMar>
+              <w:top w:type="dxa" w:w="50"/>
+              <w:left w:type="dxa" w:w="90"/>
+              <w:bottom w:type="dxa" w:w="50"/>
+              <w:right w:type="dxa" w:w="90"/>
+            </w:tcMar>
+          </w:tcPr>
+          <w:p>
+            <w:pPr>
+              <w:spacing w:after="0" w:line="264"/>
+            </w:pPr>
+            <w:r>
+              <w:rPr>
+                <w:sz w:val="18"/>
+                <w:szCs w:val="18"/>
+              </w:rPr>
+              <w:t xml:space="preserve">E1、E3、E7 的验收整改；硬件摆位记录</w:t>
+            </w:r>
+          </w:p>
+        </w:tc>
+        <w:tc>
+          <w:tcPr>
+            <w:tcW w:type="dxa" w:w="1606"/>
+            <w:tcBorders>
+              <w:top w:val="single" w:color="B5B5B5" w:sz="4"/>
+              <w:left w:val="single" w:color="B5B5B5" w:sz="4"/>
+              <w:bottom w:val="single" w:color="B5B5B5" w:sz="4"/>
+              <w:right w:val="single" w:color="B5B5B5" w:sz="4"/>
+            </w:tcBorders>
+            <w:tcMar>
+              <w:top w:type="dxa" w:w="50"/>
+              <w:left w:type="dxa" w:w="90"/>
+              <w:bottom w:type="dxa" w:w="50"/>
+              <w:right w:type="dxa" w:w="90"/>
+            </w:tcMar>
+          </w:tcPr>
+          <w:p>
+            <w:pPr>
+              <w:spacing w:after="0" w:line="264"/>
+            </w:pPr>
+            <w:r>
+              <w:rPr>
+                <w:sz w:val="18"/>
+                <w:szCs w:val="18"/>
+              </w:rPr>
+              <w:t xml:space="preserve">性能与非功能性测试报告；验收 W4、E1、E3、E7、E8；报告初稿</w:t>
+            </w:r>
+          </w:p>
+        </w:tc>
+        <w:tc>
+          <w:tcPr>
+            <w:tcW w:type="dxa" w:w="1608"/>
+            <w:tcBorders>
+              <w:top w:val="single" w:color="B5B5B5" w:sz="4"/>
+              <w:left w:val="single" w:color="B5B5B5" w:sz="4"/>
+              <w:bottom w:val="single" w:color="B5B5B5" w:sz="4"/>
+              <w:right w:val="single" w:color="B5B5B5" w:sz="4"/>
+            </w:tcBorders>
+            <w:tcMar>
+              <w:top w:type="dxa" w:w="50"/>
+              <w:left w:type="dxa" w:w="90"/>
+              <w:bottom w:type="dxa" w:w="50"/>
+              <w:right w:type="dxa" w:w="90"/>
+            </w:tcMar>
+          </w:tcPr>
+          <w:p>
+            <w:pPr>
+              <w:spacing w:after="0" w:line="264"/>
+            </w:pPr>
+            <w:r>
+              <w:rPr>
+                <w:b/>
+                <w:bCs/>
+                <w:sz w:val="18"/>
+                <w:szCs w:val="18"/>
+              </w:rPr>
+              <w:t xml:space="preserve">12.11</w:t>
+            </w:r>
+            <w:r>
+              <w:rPr>
+                <w:sz w:val="18"/>
+                <w:szCs w:val="18"/>
+              </w:rPr>
+              <w:t xml:space="preserve">：排期内 12 项全部有验收结论</w:t>
+            </w:r>
+          </w:p>
+        </w:tc>
+      </w:tr>
+      <w:tr>
+        <w:trPr>
+          <w:cantSplit/>
+        </w:trPr>
+        <w:tc>
+          <w:tcPr>
+            <w:tcW w:type="dxa" w:w="1606"/>
+            <w:tcBorders>
+              <w:top w:val="single" w:color="B5B5B5" w:sz="4"/>
+              <w:left w:val="single" w:color="B5B5B5" w:sz="4"/>
+              <w:bottom w:val="single" w:color="B5B5B5" w:sz="4"/>
+              <w:right w:val="single" w:color="B5B5B5" w:sz="4"/>
+            </w:tcBorders>
+            <w:tcMar>
+              <w:top w:type="dxa" w:w="50"/>
+              <w:left w:type="dxa" w:w="90"/>
+              <w:bottom w:type="dxa" w:w="50"/>
+              <w:right w:type="dxa" w:w="90"/>
+            </w:tcMar>
+          </w:tcPr>
+          <w:p>
+            <w:pPr>
+              <w:spacing w:after="0" w:line="264"/>
+            </w:pPr>
+            <w:r>
+              <w:rPr>
+                <w:b/>
+                <w:bCs/>
+                <w:sz w:val="18"/>
+                <w:szCs w:val="18"/>
+              </w:rPr>
+              <w:t xml:space="preserve">五 冻结与答辩</w:t>
+            </w:r>
+            <w:r>
+              <w:rPr>
+                <w:sz w:val="18"/>
+                <w:szCs w:val="18"/>
+              </w:rPr>
+              <w:t xml:space="preserve">（第 15–16 周，12.18、12.25）</w:t>
+            </w:r>
+          </w:p>
+        </w:tc>
+        <w:tc>
+          <w:tcPr>
+            <w:tcW w:type="dxa" w:w="1606"/>
+            <w:tcBorders>
+              <w:top w:val="single" w:color="B5B5B5" w:sz="4"/>
+              <w:left w:val="single" w:color="B5B5B5" w:sz="4"/>
+              <w:bottom w:val="single" w:color="B5B5B5" w:sz="4"/>
+              <w:right w:val="single" w:color="B5B5B5" w:sz="4"/>
+            </w:tcBorders>
+            <w:tcMar>
+              <w:top w:type="dxa" w:w="50"/>
+              <w:left w:type="dxa" w:w="90"/>
+              <w:bottom w:type="dxa" w:w="50"/>
+              <w:right w:type="dxa" w:w="90"/>
+            </w:tcMar>
+          </w:tcPr>
+          <w:p>
+            <w:pPr>
+              <w:spacing w:after="0" w:line="264"/>
+            </w:pPr>
+            <w:r>
+              <w:rPr>
+                <w:sz w:val="18"/>
+                <w:szCs w:val="18"/>
+              </w:rPr>
+              <w:t xml:space="preserve">冻结模型与标定参数</w:t>
+            </w:r>
+          </w:p>
+        </w:tc>
+        <w:tc>
+          <w:tcPr>
+            <w:tcW w:type="dxa" w:w="1606"/>
+            <w:tcBorders>
+              <w:top w:val="single" w:color="B5B5B5" w:sz="4"/>
+              <w:left w:val="single" w:color="B5B5B5" w:sz="4"/>
+              <w:bottom w:val="single" w:color="B5B5B5" w:sz="4"/>
+              <w:right w:val="single" w:color="B5B5B5" w:sz="4"/>
+            </w:tcBorders>
+            <w:tcMar>
+              <w:top w:type="dxa" w:w="50"/>
+              <w:left w:type="dxa" w:w="90"/>
+              <w:bottom w:type="dxa" w:w="50"/>
+              <w:right w:type="dxa" w:w="90"/>
+            </w:tcMar>
+          </w:tcPr>
+          <w:p>
+            <w:pPr>
+              <w:spacing w:after="0" w:line="264"/>
+            </w:pPr>
+            <w:r>
+              <w:rPr>
+                <w:sz w:val="18"/>
+                <w:szCs w:val="18"/>
+              </w:rPr>
+              <w:t xml:space="preserve">冻结前端版本</w:t>
+            </w:r>
+          </w:p>
+        </w:tc>
+        <w:tc>
+          <w:tcPr>
+            <w:tcW w:type="dxa" w:w="1606"/>
+            <w:tcBorders>
+              <w:top w:val="single" w:color="B5B5B5" w:sz="4"/>
+              <w:left w:val="single" w:color="B5B5B5" w:sz="4"/>
+              <w:bottom w:val="single" w:color="B5B5B5" w:sz="4"/>
+              <w:right w:val="single" w:color="B5B5B5" w:sz="4"/>
+            </w:tcBorders>
+            <w:tcMar>
+              <w:top w:type="dxa" w:w="50"/>
+              <w:left w:type="dxa" w:w="90"/>
+              <w:bottom w:type="dxa" w:w="50"/>
+              <w:right w:type="dxa" w:w="90"/>
+            </w:tcMar>
+          </w:tcPr>
+          <w:p>
+            <w:pPr>
+              <w:spacing w:after="0" w:line="264"/>
+            </w:pPr>
+            <w:r>
+              <w:rPr>
+                <w:sz w:val="18"/>
+                <w:szCs w:val="18"/>
+              </w:rPr>
+              <w:t xml:space="preserve">冻结硬件配置</w:t>
+            </w:r>
+          </w:p>
+        </w:tc>
+        <w:tc>
+          <w:tcPr>
+            <w:tcW w:type="dxa" w:w="1606"/>
+            <w:tcBorders>
+              <w:top w:val="single" w:color="B5B5B5" w:sz="4"/>
+              <w:left w:val="single" w:color="B5B5B5" w:sz="4"/>
+              <w:bottom w:val="single" w:color="B5B5B5" w:sz="4"/>
+              <w:right w:val="single" w:color="B5B5B5" w:sz="4"/>
+            </w:tcBorders>
+            <w:tcMar>
+              <w:top w:type="dxa" w:w="50"/>
+              <w:left w:type="dxa" w:w="90"/>
+              <w:bottom w:type="dxa" w:w="50"/>
+              <w:right w:type="dxa" w:w="90"/>
+            </w:tcMar>
+          </w:tcPr>
+          <w:p>
+            <w:pPr>
+              <w:spacing w:after="0" w:line="264"/>
+            </w:pPr>
+            <w:r>
+              <w:rPr>
+                <w:sz w:val="18"/>
+                <w:szCs w:val="18"/>
+              </w:rPr>
+              <w:t xml:space="preserve">验收测试报告、答辩材料、贡献占比</w:t>
+            </w:r>
+          </w:p>
+        </w:tc>
+        <w:tc>
+          <w:tcPr>
+            <w:tcW w:type="dxa" w:w="1608"/>
+            <w:tcBorders>
+              <w:top w:val="single" w:color="B5B5B5" w:sz="4"/>
+              <w:left w:val="single" w:color="B5B5B5" w:sz="4"/>
+              <w:bottom w:val="single" w:color="B5B5B5" w:sz="4"/>
+              <w:right w:val="single" w:color="B5B5B5" w:sz="4"/>
+            </w:tcBorders>
+            <w:tcMar>
+              <w:top w:type="dxa" w:w="50"/>
+              <w:left w:type="dxa" w:w="90"/>
+              <w:bottom w:type="dxa" w:w="50"/>
+              <w:right w:type="dxa" w:w="90"/>
+            </w:tcMar>
+          </w:tcPr>
+          <w:p>
+            <w:pPr>
+              <w:spacing w:after="0" w:line="264"/>
+            </w:pPr>
+            <w:r>
+              <w:rPr>
+                <w:b/>
+                <w:bCs/>
+                <w:sz w:val="18"/>
+                <w:szCs w:val="18"/>
+              </w:rPr>
+              <w:t xml:space="preserve">12.18</w:t>
+            </w:r>
+            <w:r>
+              <w:rPr>
+                <w:sz w:val="18"/>
+                <w:szCs w:val="18"/>
+              </w:rPr>
+              <w:t xml:space="preserve"> 验收测试；</w:t>
+            </w:r>
+            <w:r>
+              <w:rPr>
+                <w:b/>
+                <w:bCs/>
+                <w:sz w:val="18"/>
+                <w:szCs w:val="18"/>
+              </w:rPr>
+              <w:t xml:space="preserve">12.25</w:t>
+            </w:r>
+            <w:r>
+              <w:rPr>
+                <w:sz w:val="18"/>
+                <w:szCs w:val="18"/>
+              </w:rPr>
+              <w:t xml:space="preserve"> 答辩</w:t>
+            </w:r>
+          </w:p>
+        </w:tc>
+      </w:tr>
+    </w:tbl>
+    <w:p>
+      <w:pPr>
+        <w:spacing w:after="70"/>
+      </w:pPr>
+    </w:p>
+    <w:p>
+      <w:pPr>
+        <w:pStyle w:val="Heading2"/>
+        <w:keepNext/>
+      </w:pPr>
+      <w:r>
+        <w:t xml:space="preserve">滚动验收</w:t>
+      </w:r>
+    </w:p>
+    <w:p>
+      <w:pPr>
+        <w:pStyle w:val="ListParagraph"/>
+        <w:numPr>
+          <w:ilvl w:val="0"/>
+          <w:numId w:val="2"/>
+        </w:numPr>
+        <w:spacing w:after="60" w:line="320"/>
+      </w:pPr>
+      <w:r>
+        <w:rPr>
+          <w:b/>
+          <w:bCs/>
+        </w:rPr>
+        <w:t xml:space="preserve">谁验</w:t>
+      </w:r>
+      <w:r>
+        <w:t xml:space="preserve">：D 按 ③ 的验收指标执行，功能负责人在场；D 自己负责的 B4 量化由 A 复核。</w:t>
+      </w:r>
+    </w:p>
+    <w:p>
+      <w:pPr>
+        <w:pStyle w:val="ListParagraph"/>
+        <w:numPr>
+          <w:ilvl w:val="0"/>
+          <w:numId w:val="2"/>
+        </w:numPr>
+        <w:spacing w:after="60" w:line="320"/>
+      </w:pPr>
+      <w:r>
+        <w:rPr>
+          <w:b/>
+          <w:bCs/>
+        </w:rPr>
+        <w:t xml:space="preserve">何时验</w:t>
+      </w:r>
+      <w:r>
+        <w:t xml:space="preserve">：每个阶段末的验收点验上一阶段交付的功能，所以每项功能从做完到验收不超过两周。</w:t>
+      </w:r>
+    </w:p>
+    <w:p>
+      <w:pPr>
+        <w:pStyle w:val="ListParagraph"/>
+        <w:numPr>
+          <w:ilvl w:val="0"/>
+          <w:numId w:val="2"/>
+        </w:numPr>
+        <w:spacing w:after="60" w:line="320"/>
+      </w:pPr>
+      <w:r>
+        <w:rPr>
+          <w:b/>
+          <w:bCs/>
+        </w:rPr>
+        <w:t xml:space="preserve">怎么记</w:t>
+      </w:r>
+      <w:r>
+        <w:t xml:space="preserve">：每次验收一条记录，写日期、设备、条件、数字和结论，与测试代码一起入库。</w:t>
+      </w:r>
+    </w:p>
+    <w:p>
+      <w:pPr>
+        <w:pStyle w:val="ListParagraph"/>
+        <w:numPr>
+          <w:ilvl w:val="0"/>
+          <w:numId w:val="2"/>
+        </w:numPr>
+        <w:spacing w:after="60" w:line="320"/>
+      </w:pPr>
+      <w:r>
+        <w:rPr>
+          <w:b/>
+          <w:bCs/>
+        </w:rPr>
+        <w:t xml:space="preserve">没过怎么办</w:t>
+      </w:r>
+      <w:r>
+        <w:t xml:space="preserve">：进入下一阶段第一周的修复清单，优先于新功能；连续两个验收点未过的排期内功能，降为备选。</w:t>
+      </w:r>
+    </w:p>
+    <w:p>
+      <w:pPr>
+        <w:pStyle w:val="ListParagraph"/>
+        <w:numPr>
+          <w:ilvl w:val="0"/>
+          <w:numId w:val="2"/>
+        </w:numPr>
+        <w:spacing w:after="60" w:line="320"/>
+      </w:pPr>
+      <w:r>
+        <w:rPr>
+          <w:b/>
+          <w:bCs/>
+        </w:rPr>
+        <w:t xml:space="preserve">12.11 之后不再加功能</w:t>
+      </w:r>
+      <w:r>
+        <w:t xml:space="preserve">，只修验收发现的缺陷。</w:t>
+      </w:r>
+    </w:p>
+    <w:p>
+      <w:pPr>
+        <w:spacing w:after="70"/>
+      </w:pPr>
+    </w:p>
+    <w:p>
+      <w:pPr>
+        <w:pStyle w:val="Heading1"/>
+        <w:keepNext/>
+      </w:pPr>
+      <w:r>
         <w:t xml:space="preserve">八项检查自查</w:t>
       </w:r>
     </w:p>
@@ -14681,7 +14490,7 @@
                 <w:sz w:val="18"/>
                 <w:szCs w:val="18"/>
               </w:rPr>
-              <w:t xml:space="preserve">排期</w:t>
+              <w:t xml:space="preserve">排期：四条线并行，每两周一个验收点</w:t>
             </w:r>
           </w:p>
         </w:tc>
@@ -15088,6 +14897,36 @@
       </w:pPr>
     </w:lvl>
   </w:abstractNum>
+  <w:abstractNum w:abstractNumId="5" w15:restartNumberingAfterBreak="0">
+    <w:multiLevelType w:val="hybridMultilevel"/>
+    <w:lvl w:ilvl="0" w:tentative="1">
+      <w:start w:val="1"/>
+      <w:numFmt w:val="decimal"/>
+      <w:lvlText w:val="%1."/>
+      <w:lvlJc w:val="left"/>
+      <w:pPr>
+        <w:ind w:left="420" w:hanging="320"/>
+      </w:pPr>
+    </w:lvl>
+    <w:lvl w:ilvl="1" w:tentative="1">
+      <w:start w:val="1"/>
+      <w:numFmt w:val="decimal"/>
+      <w:lvlText w:val="%2."/>
+      <w:lvlJc w:val="left"/>
+      <w:pPr>
+        <w:ind w:left="840" w:hanging="320"/>
+      </w:pPr>
+    </w:lvl>
+    <w:lvl w:ilvl="2" w:tentative="1">
+      <w:start w:val="1"/>
+      <w:numFmt w:val="decimal"/>
+      <w:lvlText w:val="%3."/>
+      <w:lvlJc w:val="left"/>
+      <w:pPr>
+        <w:ind w:left="1260" w:hanging="320"/>
+      </w:pPr>
+    </w:lvl>
+  </w:abstractNum>
   <w:num w:numId="1">
     <w:abstractNumId w:val="1"/>
     <w:lvlOverride w:ilvl="0">
@@ -15096,6 +14935,12 @@
   </w:num>
   <w:num w:numId="2">
     <w:abstractNumId w:val="2"/>
+    <w:lvlOverride w:ilvl="0">
+      <w:startOverride w:val="1"/>
+    </w:lvlOverride>
+  </w:num>
+  <w:num w:numId="3">
+    <w:abstractNumId w:val="3"/>
     <w:lvlOverride w:ilvl="0">
       <w:startOverride w:val="1"/>
     </w:lvlOverride>
